--- a/2026/05/weekly/raw/Weekly-Summary-2026-05-04-to-2026-05-08.docx
+++ b/2026/05/weekly/raw/Weekly-Summary-2026-05-04-to-2026-05-08.docx
@@ -7,7 +7,7 @@
         <w:pStyle w:val="Title"/>
       </w:pPr>
       <w:r>
-        <w:t>Weekly Activity Log: May 4-8, 2026</w:t>
+        <w:t>Weekly Activity Log: 2026-05-04 to 2026-05-08</w:t>
       </w:r>
     </w:p>
     <w:p>
@@ -17,10 +17,36 @@
     </w:p>
     <w:p>
       <w:pPr>
+        <w:pStyle w:val="Title"/>
+      </w:pPr>
+      <w:r>
+        <w:t>Part A: Factual Reference Log</w:t>
+      </w:r>
+    </w:p>
+    <w:p>
+      <w:pPr>
         <w:pStyle w:val="Heading1"/>
       </w:pPr>
       <w:r>
-        <w:t>Part A: Factual Reference Log</w:t>
+        <w:t>Executive Summary</w:t>
+      </w:r>
+    </w:p>
+    <w:p>
+      <w:r>
+        <w:t>This week centered on three strategic threads: the productization of an internal clinical AI platform through a newly formed spinoff entity, the enterprise data platform architecture review preparing for governance approval, and the technical design of agentic workflows for clinical decision support. Parallel work continued on research informatics platform architecture and marketing data integration demand initiation.</w:t>
+      </w:r>
+    </w:p>
+    <w:p>
+      <w:r>
+        <w:t>__________________________________________________</w:t>
+      </w:r>
+    </w:p>
+    <w:p>
+      <w:pPr>
+        <w:pStyle w:val="Heading1"/>
+      </w:pPr>
+      <w:r>
+        <w:t>Monday, 2026-05-04</w:t>
       </w:r>
     </w:p>
     <w:p>
@@ -28,63 +54,31 @@
         <w:pStyle w:val="Heading2"/>
       </w:pPr>
       <w:r>
-        <w:t>Daily Breakdown</w:t>
-      </w:r>
-    </w:p>
-    <w:p>
-      <w:pPr>
-        <w:pStyle w:val="Heading3"/>
-      </w:pPr>
-      <w:r>
-        <w:t>Monday, May 4, 2026</w:t>
-      </w:r>
-    </w:p>
-    <w:p>
+        <w:t>Platform Team Sync</w:t>
+      </w:r>
+    </w:p>
+    <w:p>
+      <w:r/>
       <w:r>
         <w:rPr>
           <w:b/>
         </w:rPr>
-        <w:t>Team Huddle (0830-0900)</w:t>
-      </w:r>
-    </w:p>
-    <w:p>
-      <w:pPr>
-        <w:pStyle w:val="ListBullet"/>
-      </w:pPr>
-      <w:r>
-        <w:t>Reviewed vendor code freeze timeline; awaiting confirmation on final deliverables</w:t>
-      </w:r>
-    </w:p>
-    <w:p>
-      <w:pPr>
-        <w:pStyle w:val="ListBullet"/>
-      </w:pPr>
-      <w:r>
-        <w:t>Discussed agentic workflow exploration for clinical decision-support products</w:t>
-      </w:r>
-    </w:p>
-    <w:p>
-      <w:pPr>
-        <w:pStyle w:val="ListBullet"/>
-      </w:pPr>
-      <w:r>
-        <w:t>Gateway product requires 15-service-line eligibility criteria mapping</w:t>
-      </w:r>
-    </w:p>
-    <w:p>
-      <w:pPr>
-        <w:pStyle w:val="ListBullet"/>
-      </w:pPr>
-      <w:r>
-        <w:t>Pathfinder product requirements remain in discovery phase</w:t>
-      </w:r>
-    </w:p>
-    <w:p>
+        <w:t>Context</w:t>
+      </w:r>
+      <w:r>
+        <w:t>: Weekly coordination between data science engineering and architecture.</w:t>
+      </w:r>
+    </w:p>
+    <w:p>
+      <w:r/>
       <w:r>
         <w:rPr>
           <w:b/>
         </w:rPr>
-        <w:t>Architecture Team Huddle (0900-1000)</w:t>
+        <w:t>Topics Discussed</w:t>
+      </w:r>
+      <w:r>
+        <w:t>:</w:t>
       </w:r>
     </w:p>
     <w:p>
@@ -92,7 +86,7 @@
         <w:pStyle w:val="ListBullet"/>
       </w:pPr>
       <w:r>
-        <w:t>ARB review queue discussed: infrastructure escalation items flagged</w:t>
+        <w:t>Implementation partner onboarding timeline for clinical AI productization</w:t>
       </w:r>
     </w:p>
     <w:p>
@@ -100,7 +94,7 @@
         <w:pStyle w:val="ListBullet"/>
       </w:pPr>
       <w:r>
-        <w:t>Peer review process improvements proposed for solution designs</w:t>
+        <w:t>Version control strategy for platform components during knowledge transfer</w:t>
       </w:r>
     </w:p>
     <w:p>
@@ -108,15 +102,27 @@
         <w:pStyle w:val="ListBullet"/>
       </w:pPr>
       <w:r>
-        <w:t>Data infrastructure project moving toward board presentation</w:t>
-      </w:r>
-    </w:p>
-    <w:p>
+        <w:t>Agent architecture patterns for multi-service orchestration</w:t>
+      </w:r>
+    </w:p>
+    <w:p>
+      <w:pPr>
+        <w:pStyle w:val="ListBullet"/>
+      </w:pPr>
+      <w:r>
+        <w:t>Resource allocation across concurrent platform initiatives</w:t>
+      </w:r>
+    </w:p>
+    <w:p>
+      <w:r/>
       <w:r>
         <w:rPr>
           <w:b/>
         </w:rPr>
-        <w:t>Peer Review Preparation (1530-1630)</w:t>
+        <w:t>Decisions</w:t>
+      </w:r>
+      <w:r>
+        <w:t>:</w:t>
       </w:r>
     </w:p>
     <w:p>
@@ -124,7 +130,7 @@
         <w:pStyle w:val="ListBullet"/>
       </w:pPr>
       <w:r>
-        <w:t>Working session on next-generation data platform solution design</w:t>
+        <w:t>Knowledge transfer sessions to begin the following week with implementation partner</w:t>
       </w:r>
     </w:p>
     <w:p>
@@ -132,36 +138,19 @@
         <w:pStyle w:val="ListBullet"/>
       </w:pPr>
       <w:r>
-        <w:t>Delta sharing architecture patterns reviewed</w:t>
-      </w:r>
-    </w:p>
-    <w:p>
-      <w:pPr>
-        <w:pStyle w:val="ListBullet"/>
-      </w:pPr>
-      <w:r>
-        <w:t>Unity Catalog governance model discussed</w:t>
-      </w:r>
-    </w:p>
-    <w:p>
-      <w:r>
-        <w:t>__________________________________________________</w:t>
-      </w:r>
-    </w:p>
-    <w:p>
-      <w:pPr>
-        <w:pStyle w:val="Heading3"/>
-      </w:pPr>
-      <w:r>
-        <w:t>Tuesday, May 5, 2026</w:t>
-      </w:r>
-    </w:p>
-    <w:p>
+        <w:t>Architecture documentation to be updated prior to handoff sessions</w:t>
+      </w:r>
+    </w:p>
+    <w:p>
+      <w:r/>
       <w:r>
         <w:rPr>
           <w:b/>
         </w:rPr>
-        <w:t>Weekly Roadmap Sync (1030-1130)</w:t>
+        <w:t>Open Items</w:t>
+      </w:r>
+      <w:r>
+        <w:t>:</w:t>
       </w:r>
     </w:p>
     <w:p>
@@ -169,7 +158,7 @@
         <w:pStyle w:val="ListBullet"/>
       </w:pPr>
       <w:r>
-        <w:t>Platform release timeline confirmed: hot fix target May 7, point release May 21</w:t>
+        <w:t>Finalize code repository access for external implementation team</w:t>
       </w:r>
     </w:p>
     <w:p>
@@ -177,84 +166,44 @@
         <w:pStyle w:val="ListBullet"/>
       </w:pPr>
       <w:r>
-        <w:t>Model evaluation results reviewed: smaller model variant showed 70%+ timeout rate for batch automation workloads</w:t>
-      </w:r>
-    </w:p>
-    <w:p>
-      <w:pPr>
-        <w:pStyle w:val="ListBullet"/>
-      </w:pPr>
-      <w:r>
-        <w:t>Chunking strategy design discussion for long-context clinical documents</w:t>
-      </w:r>
-    </w:p>
-    <w:p>
-      <w:pPr>
-        <w:pStyle w:val="ListBullet"/>
-      </w:pPr>
-      <w:r>
-        <w:t>MapReduce pattern proposed for asynchronous inference distribution</w:t>
-      </w:r>
-    </w:p>
-    <w:p>
+        <w:t>Document current automation inventory with execution profiles</w:t>
+      </w:r>
+    </w:p>
+    <w:p>
+      <w:r>
+        <w:t>__________________________________________________</w:t>
+      </w:r>
+    </w:p>
+    <w:p>
+      <w:pPr>
+        <w:pStyle w:val="Heading2"/>
+      </w:pPr>
+      <w:r>
+        <w:t>Architecture Team Standup</w:t>
+      </w:r>
+    </w:p>
+    <w:p>
+      <w:r/>
       <w:r>
         <w:rPr>
           <w:b/>
         </w:rPr>
-        <w:t>Architecture Bi-Weekly (1500-1600)</w:t>
-      </w:r>
-    </w:p>
-    <w:p>
-      <w:pPr>
-        <w:pStyle w:val="ListBullet"/>
-      </w:pPr>
-      <w:r>
-        <w:t>Next-generation data platform architecture presentation delivered</w:t>
-      </w:r>
-    </w:p>
-    <w:p>
-      <w:pPr>
-        <w:pStyle w:val="ListBullet"/>
-      </w:pPr>
-      <w:r>
-        <w:t>Delta sharing implementation demonstrated across organizational enclaves</w:t>
-      </w:r>
-    </w:p>
-    <w:p>
-      <w:pPr>
-        <w:pStyle w:val="ListBullet"/>
-      </w:pPr>
-      <w:r>
-        <w:t>Data governance framework reviewed: tiered access model with enclave isolation</w:t>
-      </w:r>
-    </w:p>
-    <w:p>
-      <w:pPr>
-        <w:pStyle w:val="ListBullet"/>
-      </w:pPr>
-      <w:r>
-        <w:t>Charge-back mechanisms for research compute discussed</w:t>
-      </w:r>
-    </w:p>
-    <w:p>
-      <w:r>
-        <w:t>__________________________________________________</w:t>
-      </w:r>
-    </w:p>
-    <w:p>
-      <w:pPr>
-        <w:pStyle w:val="Heading3"/>
-      </w:pPr>
-      <w:r>
-        <w:t>Wednesday, May 6, 2026</w:t>
-      </w:r>
-    </w:p>
-    <w:p>
+        <w:t>Context</w:t>
+      </w:r>
+      <w:r>
+        <w:t>: Weekly solutions architecture coordination.</w:t>
+      </w:r>
+    </w:p>
+    <w:p>
+      <w:r/>
       <w:r>
         <w:rPr>
           <w:b/>
         </w:rPr>
-        <w:t>Data Science Huddle (0900-0930)</w:t>
+        <w:t>Topics Discussed</w:t>
+      </w:r>
+      <w:r>
+        <w:t>:</w:t>
       </w:r>
     </w:p>
     <w:p>
@@ -262,7 +211,7 @@
         <w:pStyle w:val="ListBullet"/>
       </w:pPr>
       <w:r>
-        <w:t>Weekly status on deployed automation solutions</w:t>
+        <w:t>Peer review assignments for active demands</w:t>
       </w:r>
     </w:p>
     <w:p>
@@ -270,15 +219,27 @@
         <w:pStyle w:val="ListBullet"/>
       </w:pPr>
       <w:r>
-        <w:t>Transfusion automation metrics reviewed</w:t>
-      </w:r>
-    </w:p>
-    <w:p>
+        <w:t>Infrastructure migration status for medical imaging workflow systems</w:t>
+      </w:r>
+    </w:p>
+    <w:p>
+      <w:pPr>
+        <w:pStyle w:val="ListBullet"/>
+      </w:pPr>
+      <w:r>
+        <w:t>Resource planning for upcoming governance reviews</w:t>
+      </w:r>
+    </w:p>
+    <w:p>
+      <w:r/>
       <w:r>
         <w:rPr>
           <w:b/>
         </w:rPr>
-        <w:t>Executive Strategy Session (0930-1030)</w:t>
+        <w:t>Decisions</w:t>
+      </w:r>
+      <w:r>
+        <w:t>:</w:t>
       </w:r>
     </w:p>
     <w:p>
@@ -286,79 +247,44 @@
         <w:pStyle w:val="ListBullet"/>
       </w:pPr>
       <w:r>
-        <w:t>Context shared on healthcare technology spin-off company formation</w:t>
-      </w:r>
-    </w:p>
-    <w:p>
-      <w:pPr>
-        <w:pStyle w:val="ListBullet"/>
-      </w:pPr>
-      <w:r>
-        <w:t>External vendor partnership for platform productization discussed</w:t>
-      </w:r>
-    </w:p>
-    <w:p>
-      <w:pPr>
-        <w:pStyle w:val="ListBullet"/>
-      </w:pPr>
-      <w:r>
-        <w:t>IP transfer and licensing model under development</w:t>
-      </w:r>
-    </w:p>
-    <w:p>
-      <w:pPr>
-        <w:pStyle w:val="ListBullet"/>
-      </w:pPr>
-      <w:r>
-        <w:t>Executive coaching engagement supporting organizational standup</w:t>
-      </w:r>
-    </w:p>
-    <w:p>
+        <w:t>Continue distributed peer review model across team</w:t>
+      </w:r>
+    </w:p>
+    <w:p>
+      <w:r>
+        <w:t>__________________________________________________</w:t>
+      </w:r>
+    </w:p>
+    <w:p>
+      <w:pPr>
+        <w:pStyle w:val="Heading2"/>
+      </w:pPr>
+      <w:r>
+        <w:t>Data Platform Preparation</w:t>
+      </w:r>
+    </w:p>
+    <w:p>
+      <w:r/>
       <w:r>
         <w:rPr>
           <w:b/>
         </w:rPr>
-        <w:t>DevOps Collaboration (1000-1100)</w:t>
-      </w:r>
-    </w:p>
-    <w:p>
-      <w:pPr>
-        <w:pStyle w:val="ListBullet"/>
-      </w:pPr>
-      <w:r>
-        <w:t>Provisioned throughput billing model reviewed</w:t>
-      </w:r>
-    </w:p>
-    <w:p>
-      <w:pPr>
-        <w:pStyle w:val="ListBullet"/>
-      </w:pPr>
-      <w:r>
-        <w:t>New subnet provisioning blockers identified</w:t>
-      </w:r>
-    </w:p>
-    <w:p>
-      <w:pPr>
-        <w:pStyle w:val="ListBullet"/>
-      </w:pPr>
-      <w:r>
-        <w:t>Serverless function codification requirements discussed</w:t>
-      </w:r>
-    </w:p>
-    <w:p>
-      <w:pPr>
-        <w:pStyle w:val="ListBullet"/>
-      </w:pPr>
-      <w:r>
-        <w:t>Infrastructure-as-code standardization progress reviewed</w:t>
-      </w:r>
-    </w:p>
-    <w:p>
+        <w:t>Context</w:t>
+      </w:r>
+      <w:r>
+        <w:t>: Solution design work for enterprise data platform governance submission.</w:t>
+      </w:r>
+    </w:p>
+    <w:p>
+      <w:r/>
       <w:r>
         <w:rPr>
           <w:b/>
         </w:rPr>
-        <w:t>Explorations Huddle (1100-1200)</w:t>
+        <w:t>Topics Discussed</w:t>
+      </w:r>
+      <w:r>
+        <w:t>:</w:t>
       </w:r>
     </w:p>
     <w:p>
@@ -366,7 +292,7 @@
         <w:pStyle w:val="ListBullet"/>
       </w:pPr>
       <w:r>
-        <w:t>Gateway: 15-service-line eligibility approach confirmed</w:t>
+        <w:t>Document structure for enterprise architecture review</w:t>
       </w:r>
     </w:p>
     <w:p>
@@ -374,7 +300,7 @@
         <w:pStyle w:val="ListBullet"/>
       </w:pPr>
       <w:r>
-        <w:t>Pathfinder: patient-site matching criteria under development</w:t>
+        <w:t>Component diagrams for federated data sharing architecture</w:t>
       </w:r>
     </w:p>
     <w:p>
@@ -382,23 +308,19 @@
         <w:pStyle w:val="ListBullet"/>
       </w:pPr>
       <w:r>
-        <w:t>Silent deployment process gaps identified</w:t>
-      </w:r>
-    </w:p>
-    <w:p>
-      <w:pPr>
-        <w:pStyle w:val="ListBullet"/>
-      </w:pPr>
-      <w:r>
-        <w:t>Container app deployment patterns discussed</w:t>
-      </w:r>
-    </w:p>
-    <w:p>
+        <w:t>Security and compliance artifact requirements</w:t>
+      </w:r>
+    </w:p>
+    <w:p>
+      <w:r/>
       <w:r>
         <w:rPr>
           <w:b/>
         </w:rPr>
-        <w:t>Technical Team Status (1400-1500)</w:t>
+        <w:t>Decisions</w:t>
+      </w:r>
+      <w:r>
+        <w:t>:</w:t>
       </w:r>
     </w:p>
     <w:p>
@@ -406,55 +328,52 @@
         <w:pStyle w:val="ListBullet"/>
       </w:pPr>
       <w:r>
-        <w:t>RAG implementation with vector database for research platform</w:t>
-      </w:r>
-    </w:p>
-    <w:p>
-      <w:pPr>
-        <w:pStyle w:val="ListBullet"/>
-      </w:pPr>
-      <w:r>
-        <w:t>Agentic capabilities exploration</w:t>
-      </w:r>
-    </w:p>
-    <w:p>
-      <w:pPr>
-        <w:pStyle w:val="ListBullet"/>
-      </w:pPr>
-      <w:r>
-        <w:t>Comparison: MapReduce chunking vs. embedding-on-the-fly approaches</w:t>
-      </w:r>
-    </w:p>
-    <w:p>
-      <w:pPr>
-        <w:pStyle w:val="ListBullet"/>
-      </w:pPr>
-      <w:r>
-        <w:t>Evaluation framework design discussion</w:t>
-      </w:r>
-    </w:p>
-    <w:p>
+        <w:t>Complete draft documentation by end of week for peer review</w:t>
+      </w:r>
+    </w:p>
+    <w:p>
+      <w:r>
+        <w:t>__________________________________________________</w:t>
+      </w:r>
+    </w:p>
+    <w:p>
+      <w:pPr>
+        <w:pStyle w:val="Heading1"/>
+      </w:pPr>
+      <w:r>
+        <w:t>Tuesday, 2026-05-05</w:t>
+      </w:r>
+    </w:p>
+    <w:p>
+      <w:pPr>
+        <w:pStyle w:val="Heading2"/>
+      </w:pPr>
+      <w:r>
+        <w:t>Platform Roadmap Coordination</w:t>
+      </w:r>
+    </w:p>
+    <w:p>
+      <w:r/>
       <w:r>
         <w:rPr>
           <w:b/>
         </w:rPr>
-        <w:t>Transfusion Project Touchpoint (1430-1500)</w:t>
-      </w:r>
-    </w:p>
-    <w:p>
-      <w:pPr>
-        <w:pStyle w:val="ListBullet"/>
-      </w:pPr>
-      <w:r>
-        <w:t>Team alignment meeting; no transcript content captured</w:t>
-      </w:r>
-    </w:p>
-    <w:p>
+        <w:t>Context</w:t>
+      </w:r>
+      <w:r>
+        <w:t>: Weekly synchronization on clinical AI platform releases and model evaluations.</w:t>
+      </w:r>
+    </w:p>
+    <w:p>
+      <w:r/>
       <w:r>
         <w:rPr>
           <w:b/>
         </w:rPr>
-        <w:t>Architecture Leadership Meeting (1500-1600)</w:t>
+        <w:t>Topics Discussed</w:t>
+      </w:r>
+      <w:r>
+        <w:t>:</w:t>
       </w:r>
     </w:p>
     <w:p>
@@ -462,7 +381,7 @@
         <w:pStyle w:val="ListBullet"/>
       </w:pPr>
       <w:r>
-        <w:t>Spin-off company context shared with leadership team</w:t>
+        <w:t>Release schedule: hot fix deployment May 7, point release May 21</w:t>
       </w:r>
     </w:p>
     <w:p>
@@ -470,7 +389,7 @@
         <w:pStyle w:val="ListBullet"/>
       </w:pPr>
       <w:r>
-        <w:t>Value chain model presented: six-step condensed framework</w:t>
+        <w:t>Model performance evaluation results comparing reasoning models</w:t>
       </w:r>
     </w:p>
     <w:p>
@@ -478,7 +397,7 @@
         <w:pStyle w:val="ListBullet"/>
       </w:pPr>
       <w:r>
-        <w:t>Solution architect role specialization discussed</w:t>
+        <w:t>Execution time metrics: smaller model averaging 36 seconds versus larger model at 63 seconds per inference</w:t>
       </w:r>
     </w:p>
     <w:p>
@@ -486,28 +405,19 @@
         <w:pStyle w:val="ListBullet"/>
       </w:pPr>
       <w:r>
-        <w:t>Ideation phase opportunity identified for architecture engagement</w:t>
-      </w:r>
-    </w:p>
-    <w:p>
-      <w:r>
-        <w:t>__________________________________________________</w:t>
-      </w:r>
-    </w:p>
-    <w:p>
-      <w:pPr>
-        <w:pStyle w:val="Heading3"/>
-      </w:pPr>
-      <w:r>
-        <w:t>Thursday, May 7, 2026</w:t>
-      </w:r>
-    </w:p>
-    <w:p>
+        <w:t>Token throughput provisioning configurations</w:t>
+      </w:r>
+    </w:p>
+    <w:p>
+      <w:r/>
       <w:r>
         <w:rPr>
           <w:b/>
         </w:rPr>
-        <w:t>Solutions Architecture Review (1030-1100)</w:t>
+        <w:t>Decisions</w:t>
+      </w:r>
+      <w:r>
+        <w:t>:</w:t>
       </w:r>
     </w:p>
     <w:p>
@@ -515,7 +425,7 @@
         <w:pStyle w:val="ListBullet"/>
       </w:pPr>
       <w:r>
-        <w:t>New demand initiated: marketing data consolidation project</w:t>
+        <w:t>Proceed with smaller reasoning model as default for latency-sensitive workflows</w:t>
       </w:r>
     </w:p>
     <w:p>
@@ -523,7 +433,7 @@
         <w:pStyle w:val="ListBullet"/>
       </w:pPr>
       <w:r>
-        <w:t>Leveraging next-generation data platform patterns</w:t>
+        <w:t>Schedule evaluation refresh on six-month cadence</w:t>
       </w:r>
     </w:p>
     <w:p>
@@ -531,31 +441,19 @@
         <w:pStyle w:val="ListBullet"/>
       </w:pPr>
       <w:r>
-        <w:t>Stakeholder introductions completed; SharePoint documentation reviewed</w:t>
-      </w:r>
-    </w:p>
-    <w:p>
-      <w:pPr>
-        <w:pStyle w:val="ListBullet"/>
-      </w:pPr>
-      <w:r>
-        <w:t>Solution process overview provided: business requirements, BPMN diagrams, ARB timeline</w:t>
-      </w:r>
-    </w:p>
-    <w:p>
-      <w:pPr>
-        <w:pStyle w:val="ListBullet"/>
-      </w:pPr>
-      <w:r>
-        <w:t>Lake flow connector free trial discussed for data source ingestion</w:t>
-      </w:r>
-    </w:p>
-    <w:p>
+        <w:t>Maintain fallback chain configuration for throughput constraints</w:t>
+      </w:r>
+    </w:p>
+    <w:p>
+      <w:r/>
       <w:r>
         <w:rPr>
           <w:b/>
         </w:rPr>
-        <w:t>Architecture Review Board (1200-1300)</w:t>
+        <w:t>Open Items</w:t>
+      </w:r>
+      <w:r>
+        <w:t>:</w:t>
       </w:r>
     </w:p>
     <w:p>
@@ -563,31 +461,7 @@
         <w:pStyle w:val="ListBullet"/>
       </w:pPr>
       <w:r>
-        <w:t>Three solutions reviewed and approved:</w:t>
-      </w:r>
-    </w:p>
-    <w:p>
-      <w:pPr>
-        <w:pStyle w:val="ListNumber"/>
-      </w:pPr>
-      <w:r>
-        <w:t>Clinical workflow tracking system migration to virtual servers</w:t>
-      </w:r>
-    </w:p>
-    <w:p>
-      <w:pPr>
-        <w:pStyle w:val="ListNumber"/>
-      </w:pPr>
-      <w:r>
-        <w:t>Medical imaging 3D modeling software transition</w:t>
-      </w:r>
-    </w:p>
-    <w:p>
-      <w:pPr>
-        <w:pStyle w:val="ListNumber"/>
-      </w:pPr>
-      <w:r>
-        <w:t>Autonomous medical billing coding platform pilot</w:t>
+        <w:t>Document model selection criteria for implementation partner handoff</w:t>
       </w:r>
     </w:p>
     <w:p>
@@ -595,71 +469,44 @@
         <w:pStyle w:val="ListBullet"/>
       </w:pPr>
       <w:r>
-        <w:t>Migration consolidation efforts noted for clinical workflow systems</w:t>
-      </w:r>
-    </w:p>
-    <w:p>
-      <w:pPr>
-        <w:pStyle w:val="ListBullet"/>
-      </w:pPr>
-      <w:r>
-        <w:t>Model drift monitoring identified as risk for AI-based coding solution</w:t>
-      </w:r>
-    </w:p>
-    <w:p>
+        <w:t>Establish evaluation replay infrastructure from production logs</w:t>
+      </w:r>
+    </w:p>
+    <w:p>
+      <w:r>
+        <w:t>__________________________________________________</w:t>
+      </w:r>
+    </w:p>
+    <w:p>
+      <w:pPr>
+        <w:pStyle w:val="Heading2"/>
+      </w:pPr>
+      <w:r>
+        <w:t>Enterprise Architecture Working Session</w:t>
+      </w:r>
+    </w:p>
+    <w:p>
+      <w:r/>
       <w:r>
         <w:rPr>
           <w:b/>
         </w:rPr>
-        <w:t>Agentic Design Review (1300-1400)</w:t>
-      </w:r>
-    </w:p>
-    <w:p>
-      <w:pPr>
-        <w:pStyle w:val="ListBullet"/>
-      </w:pPr>
-      <w:r>
-        <w:t>Deep technical discussion on tool-calling architecture patterns</w:t>
-      </w:r>
-    </w:p>
-    <w:p>
-      <w:pPr>
-        <w:pStyle w:val="ListBullet"/>
-      </w:pPr>
-      <w:r>
-        <w:t>Span-of-control principle discussed: 5-10 tools maximum per agent</w:t>
-      </w:r>
-    </w:p>
-    <w:p>
-      <w:pPr>
-        <w:pStyle w:val="ListBullet"/>
-      </w:pPr>
-      <w:r>
-        <w:t>Fire orchestrator complexity reviewed; recommendation to decompose into scoped tools</w:t>
-      </w:r>
-    </w:p>
-    <w:p>
-      <w:pPr>
-        <w:pStyle w:val="ListBullet"/>
-      </w:pPr>
-      <w:r>
-        <w:t>Evaluation framework discussion: configurable criteria vs. fixed evaluation benchmarks</w:t>
-      </w:r>
-    </w:p>
-    <w:p>
-      <w:pPr>
-        <w:pStyle w:val="ListBullet"/>
-      </w:pPr>
-      <w:r>
-        <w:t>Product team roadmap fragmentation identified as coordination challenge</w:t>
-      </w:r>
-    </w:p>
-    <w:p>
+        <w:t>Context</w:t>
+      </w:r>
+      <w:r>
+        <w:t>: Bi-weekly working session for data platform architecture.</w:t>
+      </w:r>
+    </w:p>
+    <w:p>
+      <w:r/>
       <w:r>
         <w:rPr>
           <w:b/>
         </w:rPr>
-        <w:t>Architecture Working Session (1500-1600)</w:t>
+        <w:t>Topics Discussed</w:t>
+      </w:r>
+      <w:r>
+        <w:t>:</w:t>
       </w:r>
     </w:p>
     <w:p>
@@ -667,15 +514,51 @@
         <w:pStyle w:val="ListBullet"/>
       </w:pPr>
       <w:r>
-        <w:t>Brief session; participants split across concurrent meetings</w:t>
-      </w:r>
-    </w:p>
-    <w:p>
+        <w:t>Federated data sharing architecture using commercial lakehouse platform</w:t>
+      </w:r>
+    </w:p>
+    <w:p>
+      <w:pPr>
+        <w:pStyle w:val="ListBullet"/>
+      </w:pPr>
+      <w:r>
+        <w:t>Unity Catalog configuration for cross-organizational data governance</w:t>
+      </w:r>
+    </w:p>
+    <w:p>
+      <w:pPr>
+        <w:pStyle w:val="ListBullet"/>
+      </w:pPr>
+      <w:r>
+        <w:t>Enclave provisioning automation using infrastructure-as-code</w:t>
+      </w:r>
+    </w:p>
+    <w:p>
+      <w:pPr>
+        <w:pStyle w:val="ListBullet"/>
+      </w:pPr>
+      <w:r>
+        <w:t>Terraform module standardization for environment deployment</w:t>
+      </w:r>
+    </w:p>
+    <w:p>
+      <w:pPr>
+        <w:pStyle w:val="ListBullet"/>
+      </w:pPr>
+      <w:r>
+        <w:t>Delta Sharing configuration for external data consumers</w:t>
+      </w:r>
+    </w:p>
+    <w:p>
+      <w:r/>
       <w:r>
         <w:rPr>
           <w:b/>
         </w:rPr>
-        <w:t>Research Platform Architecture (1500-1600)</w:t>
+        <w:t>Decisions</w:t>
+      </w:r>
+      <w:r>
+        <w:t>:</w:t>
       </w:r>
     </w:p>
     <w:p>
@@ -683,7 +566,7 @@
         <w:pStyle w:val="ListBullet"/>
       </w:pPr>
       <w:r>
-        <w:t>Standalone application architecture discussion initiated</w:t>
+        <w:t>Infrastructure automation to use modular Terraform approach</w:t>
       </w:r>
     </w:p>
     <w:p>
@@ -691,7 +574,7 @@
         <w:pStyle w:val="ListBullet"/>
       </w:pPr>
       <w:r>
-        <w:t>Cloud environment selection: GCP for development velocity; Azure migration path preserved</w:t>
+        <w:t>Environment topology to support development, testing, staging, and production tiers</w:t>
       </w:r>
     </w:p>
     <w:p>
@@ -699,76 +582,19 @@
         <w:pStyle w:val="ListBullet"/>
       </w:pPr>
       <w:r>
-        <w:t>Docker containerization with Terraform for environment-agnostic deployment</w:t>
-      </w:r>
-    </w:p>
-    <w:p>
-      <w:pPr>
-        <w:pStyle w:val="ListBullet"/>
-      </w:pPr>
-      <w:r>
-        <w:t>Authentication requirements: multiple identity providers across affiliated organizations</w:t>
-      </w:r>
-    </w:p>
-    <w:p>
-      <w:pPr>
-        <w:pStyle w:val="ListBullet"/>
-      </w:pPr>
-      <w:r>
-        <w:t>PHI handling requirements confirmed</w:t>
-      </w:r>
-    </w:p>
-    <w:p>
-      <w:pPr>
-        <w:pStyle w:val="ListBullet"/>
-      </w:pPr>
-      <w:r>
-        <w:t>Environment structure: POC, UAT/Stage, Production</w:t>
-      </w:r>
-    </w:p>
-    <w:p>
-      <w:pPr>
-        <w:pStyle w:val="ListBullet"/>
-      </w:pPr>
-      <w:r>
-        <w:t>SharePoint integration for knowledge base content with approval workflows</w:t>
-      </w:r>
-    </w:p>
-    <w:p>
-      <w:pPr>
-        <w:pStyle w:val="ListBullet"/>
-      </w:pPr>
-      <w:r>
-        <w:t>Vector database selection: considering environment-agnostic options</w:t>
-      </w:r>
-    </w:p>
-    <w:p>
-      <w:pPr>
-        <w:pStyle w:val="ListBullet"/>
-      </w:pPr>
-      <w:r>
-        <w:t>Session scheduled with cloud vendor team for hands-on agent development workshop</w:t>
-      </w:r>
-    </w:p>
-    <w:p>
-      <w:r>
-        <w:t>__________________________________________________</w:t>
-      </w:r>
-    </w:p>
-    <w:p>
-      <w:pPr>
-        <w:pStyle w:val="Heading3"/>
-      </w:pPr>
-      <w:r>
-        <w:t>Friday, May 8, 2026</w:t>
-      </w:r>
-    </w:p>
-    <w:p>
+        <w:t>Enclave provisioning to be self-service with guardrails</w:t>
+      </w:r>
+    </w:p>
+    <w:p>
+      <w:r/>
       <w:r>
         <w:rPr>
           <w:b/>
         </w:rPr>
-        <w:t>Manager Check-in (0930-1000)</w:t>
+        <w:t>Open Items</w:t>
+      </w:r>
+      <w:r>
+        <w:t>:</w:t>
       </w:r>
     </w:p>
     <w:p>
@@ -776,7 +602,7 @@
         <w:pStyle w:val="ListBullet"/>
       </w:pPr>
       <w:r>
-        <w:t>Architecture review preparation status confirmed</w:t>
+        <w:t>Complete security group restructuring for platform access</w:t>
       </w:r>
     </w:p>
     <w:p>
@@ -784,95 +610,52 @@
         <w:pStyle w:val="ListBullet"/>
       </w:pPr>
       <w:r>
-        <w:t>Spin-off company structure clarified: health system owned entity with external implementation partner</w:t>
-      </w:r>
-    </w:p>
-    <w:p>
-      <w:pPr>
-        <w:pStyle w:val="ListBullet"/>
-      </w:pPr>
-      <w:r>
-        <w:t>Historical context: prior IP monetization created organizational learning for current approach</w:t>
-      </w:r>
-    </w:p>
-    <w:p>
-      <w:pPr>
-        <w:pStyle w:val="ListBullet"/>
-      </w:pPr>
-      <w:r>
-        <w:t>Revenue generation strategy to offset projected budget pressures</w:t>
-      </w:r>
-    </w:p>
-    <w:p>
-      <w:pPr>
-        <w:pStyle w:val="ListBullet"/>
-      </w:pPr>
-      <w:r>
-        <w:t>New demand kicked off for data platform; enterprise information management architecture approach proposed</w:t>
-      </w:r>
-    </w:p>
-    <w:p>
+        <w:t>Finalize roles and responsibilities matrix for platform operations</w:t>
+      </w:r>
+    </w:p>
+    <w:p>
+      <w:r>
+        <w:t>__________________________________________________</w:t>
+      </w:r>
+    </w:p>
+    <w:p>
+      <w:pPr>
+        <w:pStyle w:val="Heading1"/>
+      </w:pPr>
+      <w:r>
+        <w:t>Wednesday, 2026-05-06</w:t>
+      </w:r>
+    </w:p>
+    <w:p>
+      <w:pPr>
+        <w:pStyle w:val="Heading2"/>
+      </w:pPr>
+      <w:r>
+        <w:t>Strategic Briefing: Productization Initiative</w:t>
+      </w:r>
+    </w:p>
+    <w:p>
+      <w:r/>
       <w:r>
         <w:rPr>
           <w:b/>
         </w:rPr>
-        <w:t>Platform Scrum of Scrums (1000-1050)</w:t>
-      </w:r>
-    </w:p>
-    <w:p>
-      <w:pPr>
-        <w:pStyle w:val="ListBullet"/>
-      </w:pPr>
-      <w:r>
-        <w:t>DevOps track: cloud code environment distribution, data product methodology documentation</w:t>
-      </w:r>
-    </w:p>
-    <w:p>
-      <w:pPr>
-        <w:pStyle w:val="ListBullet"/>
-      </w:pPr>
-      <w:r>
-        <w:t>Security track: AD group restructuring, permission hardening</w:t>
-      </w:r>
-    </w:p>
-    <w:p>
-      <w:pPr>
-        <w:pStyle w:val="ListBullet"/>
-      </w:pPr>
-      <w:r>
-        <w:t>Research workflow spin-up: IRB integration, charge-back process mapping</w:t>
-      </w:r>
-    </w:p>
-    <w:p>
-      <w:pPr>
-        <w:pStyle w:val="ListBullet"/>
-      </w:pPr>
-      <w:r>
-        <w:t>Data ingestion status: health system data connections stable</w:t>
-      </w:r>
-    </w:p>
-    <w:p>
-      <w:pPr>
-        <w:pStyle w:val="ListBullet"/>
-      </w:pPr>
-      <w:r>
-        <w:t>Single-pane-of-glass dashboard development progressing</w:t>
-      </w:r>
-    </w:p>
-    <w:p>
-      <w:pPr>
-        <w:pStyle w:val="ListBullet"/>
-      </w:pPr>
-      <w:r>
-        <w:t>ARB preparation: Enterprise Architecture review scheduled for following Tuesday</w:t>
-      </w:r>
-    </w:p>
-    <w:p>
+        <w:t>Context</w:t>
+      </w:r>
+      <w:r>
+        <w:t>: Knowledge sharing on newly formed spinoff entity for clinical AI commercialization.</w:t>
+      </w:r>
+    </w:p>
+    <w:p>
+      <w:r/>
       <w:r>
         <w:rPr>
           <w:b/>
         </w:rPr>
-        <w:t>Knowledge Transfer Session (1330-1530)</w:t>
+        <w:t>Topics Discussed</w:t>
+      </w:r>
+      <w:r>
+        <w:t>:</w:t>
       </w:r>
     </w:p>
     <w:p>
@@ -880,7 +663,7 @@
         <w:pStyle w:val="ListBullet"/>
       </w:pPr>
       <w:r>
-        <w:t>First session with external implementation partner for platform productization</w:t>
+        <w:t>Organizational structure: health system retains ownership of spinoff entity</w:t>
       </w:r>
     </w:p>
     <w:p>
@@ -888,7 +671,7 @@
         <w:pStyle w:val="ListBullet"/>
       </w:pPr>
       <w:r>
-        <w:t>Architecture overview and demonstration delivered</w:t>
+        <w:t>Implementation partner selected through competitive process</w:t>
       </w:r>
     </w:p>
     <w:p>
@@ -896,7 +679,7 @@
         <w:pStyle w:val="ListBullet"/>
       </w:pPr>
       <w:r>
-        <w:t>Key technical patterns reviewed: FHIR orchestration, async chunking, model routing</w:t>
+        <w:t>Ten-week knowledge transfer timeline beginning this week</w:t>
       </w:r>
     </w:p>
     <w:p>
@@ -904,7 +687,7 @@
         <w:pStyle w:val="ListBullet"/>
       </w:pPr>
       <w:r>
-        <w:t>Fire API complexity discussed: pagination, binary object retrieval</w:t>
+        <w:t>Scope: platform productization for external deployment</w:t>
       </w:r>
     </w:p>
     <w:p>
@@ -912,7 +695,19 @@
         <w:pStyle w:val="ListBullet"/>
       </w:pPr>
       <w:r>
-        <w:t>Token limit management: 80% threshold per user message, conditional compression</w:t>
+        <w:t>Architecture decisions deferred to incoming technical leadership</w:t>
+      </w:r>
+    </w:p>
+    <w:p>
+      <w:r/>
+      <w:r>
+        <w:rPr>
+          <w:b/>
+        </w:rPr>
+        <w:t>Key Information</w:t>
+      </w:r>
+      <w:r>
+        <w:t>:</w:t>
       </w:r>
     </w:p>
     <w:p>
@@ -920,7 +715,7 @@
         <w:pStyle w:val="ListBullet"/>
       </w:pPr>
       <w:r>
-        <w:t>Productization scope discussion: SOW phases defined (knowledge transfer, productization, implementation)</w:t>
+        <w:t>Spinoff entity will license intellectual property from parent organization</w:t>
       </w:r>
     </w:p>
     <w:p>
@@ -928,7 +723,7 @@
         <w:pStyle w:val="ListBullet"/>
       </w:pPr>
       <w:r>
-        <w:t>Environment standup discussion: separate codebase and infrastructure for product entity</w:t>
+        <w:t>Implementation partner provides engineering capacity for productization</w:t>
       </w:r>
     </w:p>
     <w:p>
@@ -936,7 +731,43 @@
         <w:pStyle w:val="ListBullet"/>
       </w:pPr>
       <w:r>
-        <w:t>User base context: 15,000 clinicians plus 8,000 operational staff with system access</w:t>
+        <w:t>Parent organization continues internal development independently</w:t>
+      </w:r>
+    </w:p>
+    <w:p>
+      <w:pPr>
+        <w:pStyle w:val="ListBullet"/>
+      </w:pPr>
+      <w:r>
+        <w:t>Revenue generation strategy to offset projected operating deficits</w:t>
+      </w:r>
+    </w:p>
+    <w:p>
+      <w:r/>
+      <w:r>
+        <w:rPr>
+          <w:b/>
+        </w:rPr>
+        <w:t>Open Items</w:t>
+      </w:r>
+      <w:r>
+        <w:t>:</w:t>
+      </w:r>
+    </w:p>
+    <w:p>
+      <w:pPr>
+        <w:pStyle w:val="ListBullet"/>
+      </w:pPr>
+      <w:r>
+        <w:t>CTO hiring in progress for spinoff entity</w:t>
+      </w:r>
+    </w:p>
+    <w:p>
+      <w:pPr>
+        <w:pStyle w:val="ListBullet"/>
+      </w:pPr>
+      <w:r>
+        <w:t>Code repository and cloud environment provisioning for implementation partner</w:t>
       </w:r>
     </w:p>
     <w:p>
@@ -949,262 +780,85 @@
         <w:pStyle w:val="Heading2"/>
       </w:pPr>
       <w:r>
-        <w:t>Topics Index</w:t>
-      </w:r>
-    </w:p>
-    <w:tbl>
-      <w:tblPr>
-        <w:tblStyle w:val="TableGrid"/>
-        <w:tblW w:type="auto" w:w="0"/>
-        <w:tblLook w:firstColumn="1" w:firstRow="1" w:lastColumn="0" w:lastRow="0" w:noHBand="0" w:noVBand="1" w:val="04A0"/>
-      </w:tblPr>
-      <w:tblGrid>
-        <w:gridCol w:w="4320"/>
-        <w:gridCol w:w="4320"/>
-      </w:tblGrid>
-      <w:tr>
-        <w:tc>
-          <w:tcPr>
-            <w:tcW w:type="dxa" w:w="4320"/>
-          </w:tcPr>
-          <w:p>
-            <w:r>
-              <w:t>Topic</w:t>
-            </w:r>
-          </w:p>
-        </w:tc>
-        <w:tc>
-          <w:tcPr>
-            <w:tcW w:type="dxa" w:w="4320"/>
-          </w:tcPr>
-          <w:p>
-            <w:r>
-              <w:t>Days Referenced</w:t>
-            </w:r>
-          </w:p>
-        </w:tc>
-      </w:tr>
-      <w:tr>
-        <w:tc>
-          <w:tcPr>
-            <w:tcW w:type="dxa" w:w="4320"/>
-          </w:tcPr>
-          <w:p>
-            <w:r>
-              <w:t>Next-gen data platform / Logical Lakehouse</w:t>
-            </w:r>
-          </w:p>
-        </w:tc>
-        <w:tc>
-          <w:tcPr>
-            <w:tcW w:type="dxa" w:w="4320"/>
-          </w:tcPr>
-          <w:p>
-            <w:r>
-              <w:t>Mon, Tue, Wed, Thu, Fri</w:t>
-            </w:r>
-          </w:p>
-        </w:tc>
-      </w:tr>
-      <w:tr>
-        <w:tc>
-          <w:tcPr>
-            <w:tcW w:type="dxa" w:w="4320"/>
-          </w:tcPr>
-          <w:p>
-            <w:r>
-              <w:t>Platform productization / Spin-off entity</w:t>
-            </w:r>
-          </w:p>
-        </w:tc>
-        <w:tc>
-          <w:tcPr>
-            <w:tcW w:type="dxa" w:w="4320"/>
-          </w:tcPr>
-          <w:p>
-            <w:r>
-              <w:t>Wed, Thu, Fri</w:t>
-            </w:r>
-          </w:p>
-        </w:tc>
-      </w:tr>
-      <w:tr>
-        <w:tc>
-          <w:tcPr>
-            <w:tcW w:type="dxa" w:w="4320"/>
-          </w:tcPr>
-          <w:p>
-            <w:r>
-              <w:t>Gateway / Pathfinder products</w:t>
-            </w:r>
-          </w:p>
-        </w:tc>
-        <w:tc>
-          <w:tcPr>
-            <w:tcW w:type="dxa" w:w="4320"/>
-          </w:tcPr>
-          <w:p>
-            <w:r>
-              <w:t>Mon, Wed, Thu</w:t>
-            </w:r>
-          </w:p>
-        </w:tc>
-      </w:tr>
-      <w:tr>
-        <w:tc>
-          <w:tcPr>
-            <w:tcW w:type="dxa" w:w="4320"/>
-          </w:tcPr>
-          <w:p>
-            <w:r>
-              <w:t>Agentic architecture patterns</w:t>
-            </w:r>
-          </w:p>
-        </w:tc>
-        <w:tc>
-          <w:tcPr>
-            <w:tcW w:type="dxa" w:w="4320"/>
-          </w:tcPr>
-          <w:p>
-            <w:r>
-              <w:t>Mon, Wed, Thu</w:t>
-            </w:r>
-          </w:p>
-        </w:tc>
-      </w:tr>
-      <w:tr>
-        <w:tc>
-          <w:tcPr>
-            <w:tcW w:type="dxa" w:w="4320"/>
-          </w:tcPr>
-          <w:p>
-            <w:r>
-              <w:t>Delta sharing / Data governance</w:t>
-            </w:r>
-          </w:p>
-        </w:tc>
-        <w:tc>
-          <w:tcPr>
-            <w:tcW w:type="dxa" w:w="4320"/>
-          </w:tcPr>
-          <w:p>
-            <w:r>
-              <w:t>Mon, Tue, Thu</w:t>
-            </w:r>
-          </w:p>
-        </w:tc>
-      </w:tr>
-      <w:tr>
-        <w:tc>
-          <w:tcPr>
-            <w:tcW w:type="dxa" w:w="4320"/>
-          </w:tcPr>
-          <w:p>
-            <w:r>
-              <w:t>Model evaluation / Chunking strategies</w:t>
-            </w:r>
-          </w:p>
-        </w:tc>
-        <w:tc>
-          <w:tcPr>
-            <w:tcW w:type="dxa" w:w="4320"/>
-          </w:tcPr>
-          <w:p>
-            <w:r>
-              <w:t>Tue, Wed, Thu</w:t>
-            </w:r>
-          </w:p>
-        </w:tc>
-      </w:tr>
-      <w:tr>
-        <w:tc>
-          <w:tcPr>
-            <w:tcW w:type="dxa" w:w="4320"/>
-          </w:tcPr>
-          <w:p>
-            <w:r>
-              <w:t>ARB / Solution process</w:t>
-            </w:r>
-          </w:p>
-        </w:tc>
-        <w:tc>
-          <w:tcPr>
-            <w:tcW w:type="dxa" w:w="4320"/>
-          </w:tcPr>
-          <w:p>
-            <w:r>
-              <w:t>Mon, Thu, Fri</w:t>
-            </w:r>
-          </w:p>
-        </w:tc>
-      </w:tr>
-      <w:tr>
-        <w:tc>
-          <w:tcPr>
-            <w:tcW w:type="dxa" w:w="4320"/>
-          </w:tcPr>
-          <w:p>
-            <w:r>
-              <w:t>Research platform (RExI)</w:t>
-            </w:r>
-          </w:p>
-        </w:tc>
-        <w:tc>
-          <w:tcPr>
-            <w:tcW w:type="dxa" w:w="4320"/>
-          </w:tcPr>
-          <w:p>
-            <w:r>
-              <w:t>Wed, Thu</w:t>
-            </w:r>
-          </w:p>
-        </w:tc>
-      </w:tr>
-      <w:tr>
-        <w:tc>
-          <w:tcPr>
-            <w:tcW w:type="dxa" w:w="4320"/>
-          </w:tcPr>
-          <w:p>
-            <w:r>
-              <w:t>Marketing data consolidation</w:t>
-            </w:r>
-          </w:p>
-        </w:tc>
-        <w:tc>
-          <w:tcPr>
-            <w:tcW w:type="dxa" w:w="4320"/>
-          </w:tcPr>
-          <w:p>
-            <w:r>
-              <w:t>Thu</w:t>
-            </w:r>
-          </w:p>
-        </w:tc>
-      </w:tr>
-      <w:tr>
-        <w:tc>
-          <w:tcPr>
-            <w:tcW w:type="dxa" w:w="4320"/>
-          </w:tcPr>
-          <w:p>
-            <w:r>
-              <w:t>Infrastructure / DevOps</w:t>
-            </w:r>
-          </w:p>
-        </w:tc>
-        <w:tc>
-          <w:tcPr>
-            <w:tcW w:type="dxa" w:w="4320"/>
-          </w:tcPr>
-          <w:p>
-            <w:r>
-              <w:t>Wed, Fri</w:t>
-            </w:r>
-          </w:p>
-        </w:tc>
-      </w:tr>
-    </w:tbl>
+        <w:t>Infrastructure Collaboration</w:t>
+      </w:r>
+    </w:p>
+    <w:p>
+      <w:r/>
+      <w:r>
+        <w:rPr>
+          <w:b/>
+        </w:rPr>
+        <w:t>Context</w:t>
+      </w:r>
+      <w:r>
+        <w:t>: Coordination between platform engineering and cloud operations.</w:t>
+      </w:r>
+    </w:p>
+    <w:p>
+      <w:r/>
+      <w:r>
+        <w:rPr>
+          <w:b/>
+        </w:rPr>
+        <w:t>Topics Discussed</w:t>
+      </w:r>
+      <w:r>
+        <w:t>:</w:t>
+      </w:r>
+    </w:p>
+    <w:p>
+      <w:pPr>
+        <w:pStyle w:val="ListBullet"/>
+      </w:pPr>
+      <w:r>
+        <w:t>Provisioned throughput unit allocation for model endpoints</w:t>
+      </w:r>
+    </w:p>
+    <w:p>
+      <w:pPr>
+        <w:pStyle w:val="ListBullet"/>
+      </w:pPr>
+      <w:r>
+        <w:t>New environment setup blocked pending security review approvals</w:t>
+      </w:r>
+    </w:p>
+    <w:p>
+      <w:pPr>
+        <w:pStyle w:val="ListBullet"/>
+      </w:pPr>
+      <w:r>
+        <w:t>Serverless function deployment patterns for event-driven workflows</w:t>
+      </w:r>
+    </w:p>
+    <w:p>
+      <w:r/>
+      <w:r>
+        <w:rPr>
+          <w:b/>
+        </w:rPr>
+        <w:t>Decisions</w:t>
+      </w:r>
+      <w:r>
+        <w:t>:</w:t>
+      </w:r>
+    </w:p>
+    <w:p>
+      <w:pPr>
+        <w:pStyle w:val="ListBullet"/>
+      </w:pPr>
+      <w:r>
+        <w:t>Escalate security review timeline for blocking environments</w:t>
+      </w:r>
+    </w:p>
+    <w:p>
+      <w:pPr>
+        <w:pStyle w:val="ListBullet"/>
+      </w:pPr>
+      <w:r>
+        <w:t>Document serverless deployment patterns for team reference</w:t>
+      </w:r>
+    </w:p>
     <w:p>
       <w:r>
         <w:t>__________________________________________________</w:t>
@@ -1215,7 +869,535 @@
         <w:pStyle w:val="Heading2"/>
       </w:pPr>
       <w:r>
-        <w:t>Decisions Captured</w:t>
+        <w:t>Clinical Decision Support Planning</w:t>
+      </w:r>
+    </w:p>
+    <w:p>
+      <w:r/>
+      <w:r>
+        <w:rPr>
+          <w:b/>
+        </w:rPr>
+        <w:t>Context</w:t>
+      </w:r>
+      <w:r>
+        <w:t>: Product planning for referral triage and site-of-care eligibility tools.</w:t>
+      </w:r>
+    </w:p>
+    <w:p>
+      <w:r/>
+      <w:r>
+        <w:rPr>
+          <w:b/>
+        </w:rPr>
+        <w:t>Topics Discussed</w:t>
+      </w:r>
+      <w:r>
+        <w:t>:</w:t>
+      </w:r>
+    </w:p>
+    <w:p>
+      <w:pPr>
+        <w:pStyle w:val="ListBullet"/>
+      </w:pPr>
+      <w:r>
+        <w:t>Expansion to fifteen service lines from current pilot scope</w:t>
+      </w:r>
+    </w:p>
+    <w:p>
+      <w:pPr>
+        <w:pStyle w:val="ListBullet"/>
+      </w:pPr>
+      <w:r>
+        <w:t>Enhancement deployment process challenges with silent promotion to production</w:t>
+      </w:r>
+    </w:p>
+    <w:p>
+      <w:pPr>
+        <w:pStyle w:val="ListBullet"/>
+      </w:pPr>
+      <w:r>
+        <w:t>Staging environment gaps affecting quality assurance</w:t>
+      </w:r>
+    </w:p>
+    <w:p>
+      <w:pPr>
+        <w:pStyle w:val="ListBullet"/>
+      </w:pPr>
+      <w:r>
+        <w:t>User feedback integration workflow</w:t>
+      </w:r>
+    </w:p>
+    <w:p>
+      <w:r/>
+      <w:r>
+        <w:rPr>
+          <w:b/>
+        </w:rPr>
+        <w:t>Decisions</w:t>
+      </w:r>
+      <w:r>
+        <w:t>:</w:t>
+      </w:r>
+    </w:p>
+    <w:p>
+      <w:pPr>
+        <w:pStyle w:val="ListBullet"/>
+      </w:pPr>
+      <w:r>
+        <w:t>Prioritize staging environment establishment before next enhancement cycle</w:t>
+      </w:r>
+    </w:p>
+    <w:p>
+      <w:pPr>
+        <w:pStyle w:val="ListBullet"/>
+      </w:pPr>
+      <w:r>
+        <w:t>Document current deployment process gaps for leadership visibility</w:t>
+      </w:r>
+    </w:p>
+    <w:p>
+      <w:r/>
+      <w:r>
+        <w:rPr>
+          <w:b/>
+        </w:rPr>
+        <w:t>Open Items</w:t>
+      </w:r>
+      <w:r>
+        <w:t>:</w:t>
+      </w:r>
+    </w:p>
+    <w:p>
+      <w:pPr>
+        <w:pStyle w:val="ListBullet"/>
+      </w:pPr>
+      <w:r>
+        <w:t>Define criteria storage and retrieval architecture</w:t>
+      </w:r>
+    </w:p>
+    <w:p>
+      <w:pPr>
+        <w:pStyle w:val="ListBullet"/>
+      </w:pPr>
+      <w:r>
+        <w:t>Establish evaluation baseline for accuracy measurement</w:t>
+      </w:r>
+    </w:p>
+    <w:p>
+      <w:r>
+        <w:t>__________________________________________________</w:t>
+      </w:r>
+    </w:p>
+    <w:p>
+      <w:pPr>
+        <w:pStyle w:val="Heading2"/>
+      </w:pPr>
+      <w:r>
+        <w:t>Research Platform Technical Discussion</w:t>
+      </w:r>
+    </w:p>
+    <w:p>
+      <w:r/>
+      <w:r>
+        <w:rPr>
+          <w:b/>
+        </w:rPr>
+        <w:t>Context</w:t>
+      </w:r>
+      <w:r>
+        <w:t>: Architecture planning for research protocol management application.</w:t>
+      </w:r>
+    </w:p>
+    <w:p>
+      <w:r/>
+      <w:r>
+        <w:rPr>
+          <w:b/>
+        </w:rPr>
+        <w:t>Topics Discussed</w:t>
+      </w:r>
+      <w:r>
+        <w:t>:</w:t>
+      </w:r>
+    </w:p>
+    <w:p>
+      <w:pPr>
+        <w:pStyle w:val="ListBullet"/>
+      </w:pPr>
+      <w:r>
+        <w:t>Retrieval-augmented generation architecture with vector database</w:t>
+      </w:r>
+    </w:p>
+    <w:p>
+      <w:pPr>
+        <w:pStyle w:val="ListBullet"/>
+      </w:pPr>
+      <w:r>
+        <w:t>Agentic workflow capabilities for protocol intake automation</w:t>
+      </w:r>
+    </w:p>
+    <w:p>
+      <w:pPr>
+        <w:pStyle w:val="ListBullet"/>
+      </w:pPr>
+      <w:r>
+        <w:t>Long-context processing approaches for clinical note summarization</w:t>
+      </w:r>
+    </w:p>
+    <w:p>
+      <w:pPr>
+        <w:pStyle w:val="ListBullet"/>
+      </w:pPr>
+      <w:r>
+        <w:t>MapReduce-style chunking for documents exceeding model context limits</w:t>
+      </w:r>
+    </w:p>
+    <w:p>
+      <w:r/>
+      <w:r>
+        <w:rPr>
+          <w:b/>
+        </w:rPr>
+        <w:t>Decisions</w:t>
+      </w:r>
+      <w:r>
+        <w:t>:</w:t>
+      </w:r>
+    </w:p>
+    <w:p>
+      <w:pPr>
+        <w:pStyle w:val="ListBullet"/>
+      </w:pPr>
+      <w:r>
+        <w:t>Evaluate chunking strategies against current async compression approach</w:t>
+      </w:r>
+    </w:p>
+    <w:p>
+      <w:pPr>
+        <w:pStyle w:val="ListBullet"/>
+      </w:pPr>
+      <w:r>
+        <w:t>Document current pipeline architecture for comparison</w:t>
+      </w:r>
+    </w:p>
+    <w:p>
+      <w:r>
+        <w:t>__________________________________________________</w:t>
+      </w:r>
+    </w:p>
+    <w:p>
+      <w:pPr>
+        <w:pStyle w:val="Heading2"/>
+      </w:pPr>
+      <w:r>
+        <w:t>Architecture Leadership</w:t>
+      </w:r>
+    </w:p>
+    <w:p>
+      <w:r/>
+      <w:r>
+        <w:rPr>
+          <w:b/>
+        </w:rPr>
+        <w:t>Context</w:t>
+      </w:r>
+      <w:r>
+        <w:t>: Team leadership discussion on practice evolution.</w:t>
+      </w:r>
+    </w:p>
+    <w:p>
+      <w:r/>
+      <w:r>
+        <w:rPr>
+          <w:b/>
+        </w:rPr>
+        <w:t>Topics Discussed</w:t>
+      </w:r>
+      <w:r>
+        <w:t>:</w:t>
+      </w:r>
+    </w:p>
+    <w:p>
+      <w:pPr>
+        <w:pStyle w:val="ListBullet"/>
+      </w:pPr>
+      <w:r>
+        <w:t>Value chain consolidation from historical model to six-step iterative framework</w:t>
+      </w:r>
+    </w:p>
+    <w:p>
+      <w:pPr>
+        <w:pStyle w:val="ListBullet"/>
+      </w:pPr>
+      <w:r>
+        <w:t>Ideation phase engagement opportunities for architecture practice</w:t>
+      </w:r>
+    </w:p>
+    <w:p>
+      <w:pPr>
+        <w:pStyle w:val="ListBullet"/>
+      </w:pPr>
+      <w:r>
+        <w:t>Resource assignment models for demand coverage</w:t>
+      </w:r>
+    </w:p>
+    <w:p>
+      <w:pPr>
+        <w:pStyle w:val="ListBullet"/>
+      </w:pPr>
+      <w:r>
+        <w:t>New application leadership driving practice evolution</w:t>
+      </w:r>
+    </w:p>
+    <w:p>
+      <w:r/>
+      <w:r>
+        <w:rPr>
+          <w:b/>
+        </w:rPr>
+        <w:t>Decisions</w:t>
+      </w:r>
+      <w:r>
+        <w:t>:</w:t>
+      </w:r>
+    </w:p>
+    <w:p>
+      <w:pPr>
+        <w:pStyle w:val="ListBullet"/>
+      </w:pPr>
+      <w:r>
+        <w:t>Architecture practice to increase engagement in ideation phase</w:t>
+      </w:r>
+    </w:p>
+    <w:p>
+      <w:pPr>
+        <w:pStyle w:val="ListBullet"/>
+      </w:pPr>
+      <w:r>
+        <w:t>Specialized assignment model deferred pending further analysis</w:t>
+      </w:r>
+    </w:p>
+    <w:p>
+      <w:r>
+        <w:t>__________________________________________________</w:t>
+      </w:r>
+    </w:p>
+    <w:p>
+      <w:pPr>
+        <w:pStyle w:val="Heading1"/>
+      </w:pPr>
+      <w:r>
+        <w:t>Thursday, 2026-05-07</w:t>
+      </w:r>
+    </w:p>
+    <w:p>
+      <w:pPr>
+        <w:pStyle w:val="Heading2"/>
+      </w:pPr>
+      <w:r>
+        <w:t>Marketing Data Platform Demand Kickoff</w:t>
+      </w:r>
+    </w:p>
+    <w:p>
+      <w:r/>
+      <w:r>
+        <w:rPr>
+          <w:b/>
+        </w:rPr>
+        <w:t>Context</w:t>
+      </w:r>
+      <w:r>
+        <w:t>: Solutions architecture review for marketing analytics data integration.</w:t>
+      </w:r>
+    </w:p>
+    <w:p>
+      <w:r/>
+      <w:r>
+        <w:rPr>
+          <w:b/>
+        </w:rPr>
+        <w:t>Topics Discussed</w:t>
+      </w:r>
+      <w:r>
+        <w:t>:</w:t>
+      </w:r>
+    </w:p>
+    <w:p>
+      <w:pPr>
+        <w:pStyle w:val="ListBullet"/>
+      </w:pPr>
+      <w:r>
+        <w:t>Business requirements for consolidated marketing data environment</w:t>
+      </w:r>
+    </w:p>
+    <w:p>
+      <w:pPr>
+        <w:pStyle w:val="ListBullet"/>
+      </w:pPr>
+      <w:r>
+        <w:t>Migration from legacy data warehouse to next-generation platform</w:t>
+      </w:r>
+    </w:p>
+    <w:p>
+      <w:pPr>
+        <w:pStyle w:val="ListBullet"/>
+      </w:pPr>
+      <w:r>
+        <w:t>Three-phase scope covering analytics, reporting, and operational data</w:t>
+      </w:r>
+    </w:p>
+    <w:p>
+      <w:pPr>
+        <w:pStyle w:val="ListBullet"/>
+      </w:pPr>
+      <w:r>
+        <w:t>Free connector trial for advertising platform integration expiring June</w:t>
+      </w:r>
+    </w:p>
+    <w:p>
+      <w:r/>
+      <w:r>
+        <w:rPr>
+          <w:b/>
+        </w:rPr>
+        <w:t>Decisions</w:t>
+      </w:r>
+      <w:r>
+        <w:t>:</w:t>
+      </w:r>
+    </w:p>
+    <w:p>
+      <w:pPr>
+        <w:pStyle w:val="ListBullet"/>
+      </w:pPr>
+      <w:r>
+        <w:t>Leverage next-generation data platform rather than legacy warehouse</w:t>
+      </w:r>
+    </w:p>
+    <w:p>
+      <w:pPr>
+        <w:pStyle w:val="ListBullet"/>
+      </w:pPr>
+      <w:r>
+        <w:t>Proceed with connector trial evaluation during solution design</w:t>
+      </w:r>
+    </w:p>
+    <w:p>
+      <w:pPr>
+        <w:pStyle w:val="ListBullet"/>
+      </w:pPr>
+      <w:r>
+        <w:t>Single governance review to cover all three phases</w:t>
+      </w:r>
+    </w:p>
+    <w:p>
+      <w:r/>
+      <w:r>
+        <w:rPr>
+          <w:b/>
+        </w:rPr>
+        <w:t>Artifacts Required</w:t>
+      </w:r>
+      <w:r>
+        <w:t>:</w:t>
+      </w:r>
+    </w:p>
+    <w:p>
+      <w:pPr>
+        <w:pStyle w:val="ListBullet"/>
+      </w:pPr>
+      <w:r>
+        <w:t>Signed project charter</w:t>
+      </w:r>
+    </w:p>
+    <w:p>
+      <w:pPr>
+        <w:pStyle w:val="ListBullet"/>
+      </w:pPr>
+      <w:r>
+        <w:t>Business process diagrams</w:t>
+      </w:r>
+    </w:p>
+    <w:p>
+      <w:pPr>
+        <w:pStyle w:val="ListBullet"/>
+      </w:pPr>
+      <w:r>
+        <w:t>Functional and non-functional requirements</w:t>
+      </w:r>
+    </w:p>
+    <w:p>
+      <w:pPr>
+        <w:pStyle w:val="ListBullet"/>
+      </w:pPr>
+      <w:r>
+        <w:t>Security compliance signoff</w:t>
+      </w:r>
+    </w:p>
+    <w:p>
+      <w:r/>
+      <w:r>
+        <w:rPr>
+          <w:b/>
+        </w:rPr>
+        <w:t>Timeline</w:t>
+      </w:r>
+      <w:r>
+        <w:t>:</w:t>
+      </w:r>
+    </w:p>
+    <w:p>
+      <w:pPr>
+        <w:pStyle w:val="ListBullet"/>
+      </w:pPr>
+      <w:r>
+        <w:t>Enterprise architecture review precedes governance board</w:t>
+      </w:r>
+    </w:p>
+    <w:p>
+      <w:pPr>
+        <w:pStyle w:val="ListBullet"/>
+      </w:pPr>
+      <w:r>
+        <w:t>No hard deadline; prioritize quality over speed</w:t>
+      </w:r>
+    </w:p>
+    <w:p>
+      <w:r>
+        <w:t>__________________________________________________</w:t>
+      </w:r>
+    </w:p>
+    <w:p>
+      <w:pPr>
+        <w:pStyle w:val="Heading2"/>
+      </w:pPr>
+      <w:r>
+        <w:t>Architecture Review Board</w:t>
+      </w:r>
+    </w:p>
+    <w:p>
+      <w:r/>
+      <w:r>
+        <w:rPr>
+          <w:b/>
+        </w:rPr>
+        <w:t>Context</w:t>
+      </w:r>
+      <w:r>
+        <w:t>: Weekly governance review for technology solutions.</w:t>
+      </w:r>
+    </w:p>
+    <w:p>
+      <w:r/>
+      <w:r>
+        <w:rPr>
+          <w:b/>
+        </w:rPr>
+        <w:t>Items Reviewed</w:t>
+      </w:r>
+      <w:r>
+        <w:t>:</w:t>
       </w:r>
     </w:p>
     <w:p>
@@ -1223,7 +1405,27 @@
         <w:pStyle w:val="ListNumber"/>
       </w:pPr>
       <w:r>
-        <w:t>**Cloud environment selection**: GCP for initial development; maintain Azure migration path through container orchestration</w:t>
+        <w:t>**Medical Imaging Workflow Migration**</w:t>
+      </w:r>
+    </w:p>
+    <w:p>
+      <w:r>
+        <w:t xml:space="preserve">   - Migration of post-processing workflow system from physical to virtual servers</w:t>
+      </w:r>
+    </w:p>
+    <w:p>
+      <w:r>
+        <w:t xml:space="preserve">   - Windows and SQL platform upgrades for security compliance</w:t>
+      </w:r>
+    </w:p>
+    <w:p>
+      <w:r>
+        <w:t xml:space="preserve">   - Risk: No directory service integration (waiver approved, remediation by March 2027)</w:t>
+      </w:r>
+    </w:p>
+    <w:p>
+      <w:r>
+        <w:t xml:space="preserve">   - Status: Approved with conditions</w:t>
       </w:r>
     </w:p>
     <w:p>
@@ -1231,7 +1433,27 @@
         <w:pStyle w:val="ListNumber"/>
       </w:pPr>
       <w:r>
-        <w:t>**Productization structure**: Separate codebase and infrastructure for spin-off product entity</w:t>
+        <w:t>**3D Modeling Software Suite**</w:t>
+      </w:r>
+    </w:p>
+    <w:p>
+      <w:r>
+        <w:t xml:space="preserve">   - Medical imaging to anatomical model conversion for surgical planning</w:t>
+      </w:r>
+    </w:p>
+    <w:p>
+      <w:r>
+        <w:t xml:space="preserve">   - FDA-cleared for diagnostic use</w:t>
+      </w:r>
+    </w:p>
+    <w:p>
+      <w:r>
+        <w:t xml:space="preserve">   - Supports surgical specialties including orthopedics, cardiothoracic, neurosurgery</w:t>
+      </w:r>
+    </w:p>
+    <w:p>
+      <w:r>
+        <w:t xml:space="preserve">   - Status: Approved</w:t>
       </w:r>
     </w:p>
     <w:p>
@@ -1239,7 +1461,766 @@
         <w:pStyle w:val="ListNumber"/>
       </w:pPr>
       <w:r>
-        <w:t>**Agent tool design**: Decompose monolithic orchestrator into scoped, semantically meaningful tools</w:t>
+        <w:t>**Autonomous Billing Coding Pilot**</w:t>
+      </w:r>
+    </w:p>
+    <w:p>
+      <w:r>
+        <w:t xml:space="preserve">   - AI-driven medical coding for radiology professional billing</w:t>
+      </w:r>
+    </w:p>
+    <w:p>
+      <w:r>
+        <w:t xml:space="preserve">   - 625,000 coded accounts annually in scope</w:t>
+      </w:r>
+    </w:p>
+    <w:p>
+      <w:r>
+        <w:t xml:space="preserve">   - Target metrics: 90%+ automation rate, 96% accuracy</w:t>
+      </w:r>
+    </w:p>
+    <w:p>
+      <w:r>
+        <w:t xml:space="preserve">   - 30-50% cost savings projection versus outsourced coding</w:t>
+      </w:r>
+    </w:p>
+    <w:p>
+      <w:r>
+        <w:t xml:space="preserve">   - Risk: Model drift over time; mitigation via periodic revalidation</w:t>
+      </w:r>
+    </w:p>
+    <w:p>
+      <w:r>
+        <w:t xml:space="preserve">   - Status: Approved for pilot</w:t>
+      </w:r>
+    </w:p>
+    <w:p>
+      <w:r>
+        <w:t>__________________________________________________</w:t>
+      </w:r>
+    </w:p>
+    <w:p>
+      <w:pPr>
+        <w:pStyle w:val="Heading2"/>
+      </w:pPr>
+      <w:r>
+        <w:t>Agentic Architecture Review</w:t>
+      </w:r>
+    </w:p>
+    <w:p>
+      <w:r/>
+      <w:r>
+        <w:rPr>
+          <w:b/>
+        </w:rPr>
+        <w:t>Context</w:t>
+      </w:r>
+      <w:r>
+        <w:t>: Technical deep-dive on agent design patterns for clinical decision support.</w:t>
+      </w:r>
+    </w:p>
+    <w:p>
+      <w:r/>
+      <w:r>
+        <w:rPr>
+          <w:b/>
+        </w:rPr>
+        <w:t>Topics Discussed</w:t>
+      </w:r>
+      <w:r>
+        <w:t>:</w:t>
+      </w:r>
+    </w:p>
+    <w:p>
+      <w:pPr>
+        <w:pStyle w:val="ListBullet"/>
+      </w:pPr>
+      <w:r>
+        <w:t>Fire orchestrator complexity as general-purpose tool versus specialized scoped tools</w:t>
+      </w:r>
+    </w:p>
+    <w:p>
+      <w:pPr>
+        <w:pStyle w:val="ListBullet"/>
+      </w:pPr>
+      <w:r>
+        <w:t>Agent span of control limits (analogous to emergency response management)</w:t>
+      </w:r>
+    </w:p>
+    <w:p>
+      <w:pPr>
+        <w:pStyle w:val="ListBullet"/>
+      </w:pPr>
+      <w:r>
+        <w:t>Tool calling reliability issues with custom functions lacking documentation</w:t>
+      </w:r>
+    </w:p>
+    <w:p>
+      <w:pPr>
+        <w:pStyle w:val="ListBullet"/>
+      </w:pPr>
+      <w:r>
+        <w:t>Evaluation requirements for configurable criteria</w:t>
+      </w:r>
+    </w:p>
+    <w:p>
+      <w:pPr>
+        <w:pStyle w:val="ListBullet"/>
+      </w:pPr>
+      <w:r>
+        <w:t>Prompt-based baseline versus agentic approach tradeoff</w:t>
+      </w:r>
+    </w:p>
+    <w:p>
+      <w:r/>
+      <w:r>
+        <w:rPr>
+          <w:b/>
+        </w:rPr>
+        <w:t>Key Insights</w:t>
+      </w:r>
+      <w:r>
+        <w:t>:</w:t>
+      </w:r>
+    </w:p>
+    <w:p>
+      <w:pPr>
+        <w:pStyle w:val="ListBullet"/>
+      </w:pPr>
+      <w:r>
+        <w:t>General-purpose fire orchestrator works for developers but creates agent reliability issues</w:t>
+      </w:r>
+    </w:p>
+    <w:p>
+      <w:pPr>
+        <w:pStyle w:val="ListBullet"/>
+      </w:pPr>
+      <w:r>
+        <w:t>Specialized tools (notes, labs, orders) provide semantic guidance agents need</w:t>
+      </w:r>
+    </w:p>
+    <w:p>
+      <w:pPr>
+        <w:pStyle w:val="ListBullet"/>
+      </w:pPr>
+      <w:r>
+        <w:t>Five to ten tools appears manageable; beyond requires decomposition</w:t>
+      </w:r>
+    </w:p>
+    <w:p>
+      <w:pPr>
+        <w:pStyle w:val="ListBullet"/>
+      </w:pPr>
+      <w:r>
+        <w:t>Simple prompt baseline may achieve 90-95% accuracy without agent complexity</w:t>
+      </w:r>
+    </w:p>
+    <w:p>
+      <w:pPr>
+        <w:pStyle w:val="ListBullet"/>
+      </w:pPr>
+      <w:r>
+        <w:t>Criteria configurability creates evaluation complexity: static versus dynamic</w:t>
+      </w:r>
+    </w:p>
+    <w:p>
+      <w:r/>
+      <w:r>
+        <w:rPr>
+          <w:b/>
+        </w:rPr>
+        <w:t>Design Principles Emerging</w:t>
+      </w:r>
+      <w:r>
+        <w:t>:</w:t>
+      </w:r>
+    </w:p>
+    <w:p>
+      <w:pPr>
+        <w:pStyle w:val="ListBullet"/>
+      </w:pPr>
+      <w:r>
+        <w:t>Tools must include prescriptive instructions, not just function signatures</w:t>
+      </w:r>
+    </w:p>
+    <w:p>
+      <w:pPr>
+        <w:pStyle w:val="ListBullet"/>
+      </w:pPr>
+      <w:r>
+        <w:t>Agent routing to pre-configured tool sets preferable to unlimited tool access</w:t>
+      </w:r>
+    </w:p>
+    <w:p>
+      <w:pPr>
+        <w:pStyle w:val="ListBullet"/>
+      </w:pPr>
+      <w:r>
+        <w:t>Evaluate simple baselines before investing in agentic architecture</w:t>
+      </w:r>
+    </w:p>
+    <w:p>
+      <w:r/>
+      <w:r>
+        <w:rPr>
+          <w:b/>
+        </w:rPr>
+        <w:t>Open Items</w:t>
+      </w:r>
+      <w:r>
+        <w:t>:</w:t>
+      </w:r>
+    </w:p>
+    <w:p>
+      <w:pPr>
+        <w:pStyle w:val="ListBullet"/>
+      </w:pPr>
+      <w:r>
+        <w:t>Define evaluation scope: system accuracy versus criteria-level accuracy</w:t>
+      </w:r>
+    </w:p>
+    <w:p>
+      <w:pPr>
+        <w:pStyle w:val="ListBullet"/>
+      </w:pPr>
+      <w:r>
+        <w:t>Determine criteria management: embedded versus externally retrieved</w:t>
+      </w:r>
+    </w:p>
+    <w:p>
+      <w:pPr>
+        <w:pStyle w:val="ListBullet"/>
+      </w:pPr>
+      <w:r>
+        <w:t>Establish baseline metrics before agentic implementation</w:t>
+      </w:r>
+    </w:p>
+    <w:p>
+      <w:r>
+        <w:t>__________________________________________________</w:t>
+      </w:r>
+    </w:p>
+    <w:p>
+      <w:pPr>
+        <w:pStyle w:val="Heading2"/>
+      </w:pPr>
+      <w:r>
+        <w:t>Research Platform Architecture Session</w:t>
+      </w:r>
+    </w:p>
+    <w:p>
+      <w:r/>
+      <w:r>
+        <w:rPr>
+          <w:b/>
+        </w:rPr>
+        <w:t>Context</w:t>
+      </w:r>
+      <w:r>
+        <w:t>: Kickoff for standalone research protocol management application architecture.</w:t>
+      </w:r>
+    </w:p>
+    <w:p>
+      <w:r/>
+      <w:r>
+        <w:rPr>
+          <w:b/>
+        </w:rPr>
+        <w:t>Topics Discussed</w:t>
+      </w:r>
+      <w:r>
+        <w:t>:</w:t>
+      </w:r>
+    </w:p>
+    <w:p>
+      <w:pPr>
+        <w:pStyle w:val="ListBullet"/>
+      </w:pPr>
+      <w:r>
+        <w:t>Cloud platform selection: proceed with familiar platform for speed, design for portability</w:t>
+      </w:r>
+    </w:p>
+    <w:p>
+      <w:pPr>
+        <w:pStyle w:val="ListBullet"/>
+      </w:pPr>
+      <w:r>
+        <w:t>Container orchestration with Docker and Terraform for environment-agnostic deployment</w:t>
+      </w:r>
+    </w:p>
+    <w:p>
+      <w:pPr>
+        <w:pStyle w:val="ListBullet"/>
+      </w:pPr>
+      <w:r>
+        <w:t>Authentication requirements: multiple identity providers across organizational units</w:t>
+      </w:r>
+    </w:p>
+    <w:p>
+      <w:pPr>
+        <w:pStyle w:val="ListBullet"/>
+      </w:pPr>
+      <w:r>
+        <w:t>PHI handling requirements for research data</w:t>
+      </w:r>
+    </w:p>
+    <w:p>
+      <w:pPr>
+        <w:pStyle w:val="ListBullet"/>
+      </w:pPr>
+      <w:r>
+        <w:t>Environment topology: development, testing, staging, production</w:t>
+      </w:r>
+    </w:p>
+    <w:p>
+      <w:pPr>
+        <w:pStyle w:val="ListBullet"/>
+      </w:pPr>
+      <w:r>
+        <w:t>Study volume: approximately 150 studies in initial scope, 700 in cancer portfolio, 2000 enterprise-wide</w:t>
+      </w:r>
+    </w:p>
+    <w:p>
+      <w:r/>
+      <w:r>
+        <w:rPr>
+          <w:b/>
+        </w:rPr>
+        <w:t>Design Decisions</w:t>
+      </w:r>
+      <w:r>
+        <w:t>:</w:t>
+      </w:r>
+    </w:p>
+    <w:p>
+      <w:pPr>
+        <w:pStyle w:val="ListBullet"/>
+      </w:pPr>
+      <w:r>
+        <w:t>Initial deployment on familiar cloud platform with portability as design constraint</w:t>
+      </w:r>
+    </w:p>
+    <w:p>
+      <w:pPr>
+        <w:pStyle w:val="ListBullet"/>
+      </w:pPr>
+      <w:r>
+        <w:t>Docker containerization with vendor-neutral tooling</w:t>
+      </w:r>
+    </w:p>
+    <w:p>
+      <w:pPr>
+        <w:pStyle w:val="ListBullet"/>
+      </w:pPr>
+      <w:r>
+        <w:t>PostgreSQL with vector extensions for relational and embedding storage</w:t>
+      </w:r>
+    </w:p>
+    <w:p>
+      <w:pPr>
+        <w:pStyle w:val="ListBullet"/>
+      </w:pPr>
+      <w:r>
+        <w:t>Session state in document database</w:t>
+      </w:r>
+    </w:p>
+    <w:p>
+      <w:pPr>
+        <w:pStyle w:val="ListBullet"/>
+      </w:pPr>
+      <w:r>
+        <w:t>React or equivalent for user interface runtime</w:t>
+      </w:r>
+    </w:p>
+    <w:p>
+      <w:r/>
+      <w:r>
+        <w:rPr>
+          <w:b/>
+        </w:rPr>
+        <w:t>Architecture Patterns</w:t>
+      </w:r>
+      <w:r>
+        <w:t>:</w:t>
+      </w:r>
+    </w:p>
+    <w:p>
+      <w:pPr>
+        <w:pStyle w:val="ListBullet"/>
+      </w:pPr>
+      <w:r>
+        <w:t>Agent files (prompts, tools) treated as code through CI/CD</w:t>
+      </w:r>
+    </w:p>
+    <w:p>
+      <w:pPr>
+        <w:pStyle w:val="ListBullet"/>
+      </w:pPr>
+      <w:r>
+        <w:t>SharePoint integration for policy document management</w:t>
+      </w:r>
+    </w:p>
+    <w:p>
+      <w:pPr>
+        <w:pStyle w:val="ListBullet"/>
+      </w:pPr>
+      <w:r>
+        <w:t>Batch or API retrieval for policy updates to vector store</w:t>
+      </w:r>
+    </w:p>
+    <w:p>
+      <w:pPr>
+        <w:pStyle w:val="ListBullet"/>
+      </w:pPr>
+      <w:r>
+        <w:t>Three-tier environment structure matching existing patterns</w:t>
+      </w:r>
+    </w:p>
+    <w:p>
+      <w:r/>
+      <w:r>
+        <w:rPr>
+          <w:b/>
+        </w:rPr>
+        <w:t>Open Items</w:t>
+      </w:r>
+      <w:r>
+        <w:t>:</w:t>
+      </w:r>
+    </w:p>
+    <w:p>
+      <w:pPr>
+        <w:pStyle w:val="ListBullet"/>
+      </w:pPr>
+      <w:r>
+        <w:t>Model hosting: centralized AI hub versus platform-native models</w:t>
+      </w:r>
+    </w:p>
+    <w:p>
+      <w:pPr>
+        <w:pStyle w:val="ListBullet"/>
+      </w:pPr>
+      <w:r>
+        <w:t>Authority management integration for access delegation</w:t>
+      </w:r>
+    </w:p>
+    <w:p>
+      <w:pPr>
+        <w:pStyle w:val="ListBullet"/>
+      </w:pPr>
+      <w:r>
+        <w:t>Policy document approval workflow before indexing</w:t>
+      </w:r>
+    </w:p>
+    <w:p>
+      <w:r>
+        <w:t>__________________________________________________</w:t>
+      </w:r>
+    </w:p>
+    <w:p>
+      <w:pPr>
+        <w:pStyle w:val="Heading1"/>
+      </w:pPr>
+      <w:r>
+        <w:t>Friday, 2026-05-08</w:t>
+      </w:r>
+    </w:p>
+    <w:p>
+      <w:pPr>
+        <w:pStyle w:val="Heading2"/>
+      </w:pPr>
+      <w:r>
+        <w:t>Weekly Sync with Manager</w:t>
+      </w:r>
+    </w:p>
+    <w:p>
+      <w:r/>
+      <w:r>
+        <w:rPr>
+          <w:b/>
+        </w:rPr>
+        <w:t>Context</w:t>
+      </w:r>
+      <w:r>
+        <w:t>: One-on-one coordination meeting.</w:t>
+      </w:r>
+    </w:p>
+    <w:p>
+      <w:r/>
+      <w:r>
+        <w:rPr>
+          <w:b/>
+        </w:rPr>
+        <w:t>Topics Discussed</w:t>
+      </w:r>
+      <w:r>
+        <w:t>:</w:t>
+      </w:r>
+    </w:p>
+    <w:p>
+      <w:pPr>
+        <w:pStyle w:val="ListBullet"/>
+      </w:pPr>
+      <w:r>
+        <w:t>Spinoff entity briefing recap and confidentiality considerations</w:t>
+      </w:r>
+    </w:p>
+    <w:p>
+      <w:pPr>
+        <w:pStyle w:val="ListBullet"/>
+      </w:pPr>
+      <w:r>
+        <w:t>Enterprise architecture review preparation status</w:t>
+      </w:r>
+    </w:p>
+    <w:p>
+      <w:pPr>
+        <w:pStyle w:val="ListBullet"/>
+      </w:pPr>
+      <w:r>
+        <w:t>Marketing data demand initiation</w:t>
+      </w:r>
+    </w:p>
+    <w:p>
+      <w:pPr>
+        <w:pStyle w:val="ListBullet"/>
+      </w:pPr>
+      <w:r>
+        <w:t>New documentation patterns for data product solutions versus traditional architecture</w:t>
+      </w:r>
+    </w:p>
+    <w:p>
+      <w:r/>
+      <w:r>
+        <w:rPr>
+          <w:b/>
+        </w:rPr>
+        <w:t>Decisions</w:t>
+      </w:r>
+      <w:r>
+        <w:t>:</w:t>
+      </w:r>
+    </w:p>
+    <w:p>
+      <w:pPr>
+        <w:pStyle w:val="ListBullet"/>
+      </w:pPr>
+      <w:r>
+        <w:t>Proceed with governance review as scheduled</w:t>
+      </w:r>
+    </w:p>
+    <w:p>
+      <w:pPr>
+        <w:pStyle w:val="ListBullet"/>
+      </w:pPr>
+      <w:r>
+        <w:t>Develop data product documentation pattern through marketing demand pilot</w:t>
+      </w:r>
+    </w:p>
+    <w:p>
+      <w:pPr>
+        <w:pStyle w:val="ListBullet"/>
+      </w:pPr>
+      <w:r>
+        <w:t>Peer review new documentation approach before standardization</w:t>
+      </w:r>
+    </w:p>
+    <w:p>
+      <w:r>
+        <w:t>__________________________________________________</w:t>
+      </w:r>
+    </w:p>
+    <w:p>
+      <w:pPr>
+        <w:pStyle w:val="Heading2"/>
+      </w:pPr>
+      <w:r>
+        <w:t>Data Platform Program Checkpoint</w:t>
+      </w:r>
+    </w:p>
+    <w:p>
+      <w:r/>
+      <w:r>
+        <w:rPr>
+          <w:b/>
+        </w:rPr>
+        <w:t>Context</w:t>
+      </w:r>
+      <w:r>
+        <w:t>: Weekly coordination across platform workstreams.</w:t>
+      </w:r>
+    </w:p>
+    <w:p>
+      <w:r/>
+      <w:r>
+        <w:rPr>
+          <w:b/>
+        </w:rPr>
+        <w:t>Topics Discussed</w:t>
+      </w:r>
+      <w:r>
+        <w:t>:</w:t>
+      </w:r>
+    </w:p>
+    <w:p>
+      <w:pPr>
+        <w:pStyle w:val="ListBullet"/>
+      </w:pPr>
+      <w:r>
+        <w:t>External data catalog integration testing status</w:t>
+      </w:r>
+    </w:p>
+    <w:p>
+      <w:pPr>
+        <w:pStyle w:val="ListBullet"/>
+      </w:pPr>
+      <w:r>
+        <w:t>Oracle connector public preview for source system ingestion</w:t>
+      </w:r>
+    </w:p>
+    <w:p>
+      <w:pPr>
+        <w:pStyle w:val="ListBullet"/>
+      </w:pPr>
+      <w:r>
+        <w:t>Security group restructuring for role-based access</w:t>
+      </w:r>
+    </w:p>
+    <w:p>
+      <w:pPr>
+        <w:pStyle w:val="ListBullet"/>
+      </w:pPr>
+      <w:r>
+        <w:t>Infrastructure-as-code maturity and distribution</w:t>
+      </w:r>
+    </w:p>
+    <w:p>
+      <w:pPr>
+        <w:pStyle w:val="ListBullet"/>
+      </w:pPr>
+      <w:r>
+        <w:t>Single dashboard initiative progress</w:t>
+      </w:r>
+    </w:p>
+    <w:p>
+      <w:pPr>
+        <w:pStyle w:val="ListBullet"/>
+      </w:pPr>
+      <w:r>
+        <w:t>Research workstream statement of work review pending</w:t>
+      </w:r>
+    </w:p>
+    <w:p>
+      <w:r/>
+      <w:r>
+        <w:rPr>
+          <w:b/>
+        </w:rPr>
+        <w:t>Governance Update</w:t>
+      </w:r>
+      <w:r>
+        <w:t>:</w:t>
+      </w:r>
+    </w:p>
+    <w:p>
+      <w:pPr>
+        <w:pStyle w:val="ListBullet"/>
+      </w:pPr>
+      <w:r>
+        <w:t>Enterprise architecture review scheduled for following Tuesday</w:t>
+      </w:r>
+    </w:p>
+    <w:p>
+      <w:pPr>
+        <w:pStyle w:val="ListBullet"/>
+      </w:pPr>
+      <w:r>
+        <w:t>Architecture review board scheduled for May 28</w:t>
+      </w:r>
+    </w:p>
+    <w:p>
+      <w:r/>
+      <w:r>
+        <w:rPr>
+          <w:b/>
+        </w:rPr>
+        <w:t>Open Items</w:t>
+      </w:r>
+      <w:r>
+        <w:t>:</w:t>
+      </w:r>
+    </w:p>
+    <w:p>
+      <w:pPr>
+        <w:pStyle w:val="ListBullet"/>
+      </w:pPr>
+      <w:r>
+        <w:t>Clarify DevOps roles and responsibilities across teams</w:t>
+      </w:r>
+    </w:p>
+    <w:p>
+      <w:pPr>
+        <w:pStyle w:val="ListBullet"/>
+      </w:pPr>
+      <w:r>
+        <w:t>Complete security group alignment before governance review</w:t>
+      </w:r>
+    </w:p>
+    <w:p>
+      <w:pPr>
+        <w:pStyle w:val="ListBullet"/>
+      </w:pPr>
+      <w:r>
+        <w:t>Document deviations between architecture diagrams and current implementation</w:t>
+      </w:r>
+    </w:p>
+    <w:p>
+      <w:r>
+        <w:t>__________________________________________________</w:t>
+      </w:r>
+    </w:p>
+    <w:p>
+      <w:pPr>
+        <w:pStyle w:val="Heading2"/>
+      </w:pPr>
+      <w:r>
+        <w:t>Implementation Partner Knowledge Transfer: Session One</w:t>
+      </w:r>
+    </w:p>
+    <w:p>
+      <w:r/>
+      <w:r>
+        <w:rPr>
+          <w:b/>
+        </w:rPr>
+        <w:t>Context</w:t>
+      </w:r>
+      <w:r>
+        <w:t>: Two-hour architecture walkthrough initiating ten-week knowledge transfer.</w:t>
+      </w:r>
+    </w:p>
+    <w:p>
+      <w:r/>
+      <w:r>
+        <w:rPr>
+          <w:b/>
+        </w:rPr>
+        <w:t>Attendees</w:t>
+      </w:r>
+      <w:r>
+        <w:t>: Platform engineering team, implementation partner technical leadership</w:t>
+      </w:r>
+    </w:p>
+    <w:p>
+      <w:r/>
+      <w:r>
+        <w:rPr>
+          <w:b/>
+        </w:rPr>
+        <w:t>Topics Covered</w:t>
+      </w:r>
+      <w:r>
+        <w:t>:</w:t>
       </w:r>
     </w:p>
     <w:p>
@@ -1247,7 +2228,22 @@
         <w:pStyle w:val="ListNumber"/>
       </w:pPr>
       <w:r>
-        <w:t>**Evaluation approach**: Consider opt-in rigorous evaluation vs. off-label deployment model</w:t>
+        <w:t>**Platform Overview**</w:t>
+      </w:r>
+    </w:p>
+    <w:p>
+      <w:r>
+        <w:t xml:space="preserve">   - Three-engineer team built core platform over approximately four engineer-years</w:t>
+      </w:r>
+    </w:p>
+    <w:p>
+      <w:r>
+        <w:t xml:space="preserve">   - 2,700+ active users across 15,000 eligible clinicians</w:t>
+      </w:r>
+    </w:p>
+    <w:p>
+      <w:r>
+        <w:t xml:space="preserve">   - 14 production automations across clinical and operational workflows</w:t>
       </w:r>
     </w:p>
     <w:p>
@@ -1255,7 +2251,27 @@
         <w:pStyle w:val="ListNumber"/>
       </w:pPr>
       <w:r>
-        <w:t>**Data platform pattern**: Delta sharing with enclave isolation; Unity Catalog for governance</w:t>
+        <w:t>**Architecture Components**</w:t>
+      </w:r>
+    </w:p>
+    <w:p>
+      <w:r>
+        <w:t xml:space="preserve">   - Platform layer: model gateway, data collection, pipeline orchestration, context management</w:t>
+      </w:r>
+    </w:p>
+    <w:p>
+      <w:r>
+        <w:t xml:space="preserve">   - Applications layer: user interface (separate container app), automations (separate workflows)</w:t>
+      </w:r>
+    </w:p>
+    <w:p>
+      <w:r>
+        <w:t xml:space="preserve">   - Integration layer: middleware connects to EHR system of record</w:t>
+      </w:r>
+    </w:p>
+    <w:p>
+      <w:r>
+        <w:t xml:space="preserve">   - Data flow: FHIR API calls for real-time patient context retrieval</w:t>
       </w:r>
     </w:p>
     <w:p>
@@ -1263,7 +2279,32 @@
         <w:pStyle w:val="ListNumber"/>
       </w:pPr>
       <w:r>
-        <w:t>**Authentication**: Support multiple identity providers for affiliated organization access</w:t>
+        <w:t>**Technical Design**</w:t>
+      </w:r>
+    </w:p>
+    <w:p>
+      <w:r>
+        <w:t xml:space="preserve">   - No pre-indexing: patient context retrieved at query time for freshness</w:t>
+      </w:r>
+    </w:p>
+    <w:p>
+      <w:r>
+        <w:t xml:space="preserve">   - Token-based chunking with async parallel compression</w:t>
+      </w:r>
+    </w:p>
+    <w:p>
+      <w:r>
+        <w:t xml:space="preserve">   - MapReduce pattern for context exceeding model limits (25-30M tokens not uncommon)</w:t>
+      </w:r>
+    </w:p>
+    <w:p>
+      <w:r>
+        <w:t xml:space="preserve">   - Model selection based on token count thresholds and latency requirements</w:t>
+      </w:r>
+    </w:p>
+    <w:p>
+      <w:r>
+        <w:t xml:space="preserve">   - Fallback chain for throughput constraint handling</w:t>
       </w:r>
     </w:p>
     <w:p>
@@ -1271,7 +2312,174 @@
         <w:pStyle w:val="ListNumber"/>
       </w:pPr>
       <w:r>
-        <w:t>**Content management**: SharePoint with approval workflow for knowledge base; treat agent configuration as code</w:t>
+        <w:t>**Model Evaluation Approach**</w:t>
+      </w:r>
+    </w:p>
+    <w:p>
+      <w:r>
+        <w:t xml:space="preserve">   - Six-month refresh cadence for model selection</w:t>
+      </w:r>
+    </w:p>
+    <w:p>
+      <w:r>
+        <w:t xml:space="preserve">   - Metrics: hallucination rate, omission rate, latency</w:t>
+      </w:r>
+    </w:p>
+    <w:p>
+      <w:r>
+        <w:t xml:space="preserve">   - Current selection: smaller reasoning model (22 seconds) over larger (108 seconds)</w:t>
+      </w:r>
+    </w:p>
+    <w:p>
+      <w:r>
+        <w:t xml:space="preserve">   - Evaluation run against three months of production logs</w:t>
+      </w:r>
+    </w:p>
+    <w:p>
+      <w:pPr>
+        <w:pStyle w:val="ListNumber"/>
+      </w:pPr>
+      <w:r>
+        <w:t>**Security and Compliance**</w:t>
+      </w:r>
+    </w:p>
+    <w:p>
+      <w:r>
+        <w:t xml:space="preserve">   - Business associate agreements with model providers</w:t>
+      </w:r>
+    </w:p>
+    <w:p>
+      <w:r>
+        <w:t xml:space="preserve">   - Private endpoints within landing zone</w:t>
+      </w:r>
+    </w:p>
+    <w:p>
+      <w:r>
+        <w:t xml:space="preserve">   - Identified hardening items documented in architecture review</w:t>
+      </w:r>
+    </w:p>
+    <w:p>
+      <w:r/>
+      <w:r>
+        <w:rPr>
+          <w:b/>
+        </w:rPr>
+        <w:t>Implementation Partner Questions</w:t>
+      </w:r>
+      <w:r>
+        <w:t>:</w:t>
+      </w:r>
+    </w:p>
+    <w:p>
+      <w:pPr>
+        <w:pStyle w:val="ListBullet"/>
+      </w:pPr>
+      <w:r>
+        <w:t>Scope clarity: productization versus continued Stanford development</w:t>
+      </w:r>
+    </w:p>
+    <w:p>
+      <w:pPr>
+        <w:pStyle w:val="ListBullet"/>
+      </w:pPr>
+      <w:r>
+        <w:t>Environment provisioning: new cloud subscriptions for spinoff entity</w:t>
+      </w:r>
+    </w:p>
+    <w:p>
+      <w:pPr>
+        <w:pStyle w:val="ListBullet"/>
+      </w:pPr>
+      <w:r>
+        <w:t>Code repository: fork versus shared development</w:t>
+      </w:r>
+    </w:p>
+    <w:p>
+      <w:pPr>
+        <w:pStyle w:val="ListBullet"/>
+      </w:pPr>
+      <w:r>
+        <w:t>Customer variability: identity providers, middleware dependencies, model access</w:t>
+      </w:r>
+    </w:p>
+    <w:p>
+      <w:r/>
+      <w:r>
+        <w:rPr>
+          <w:b/>
+        </w:rPr>
+        <w:t>Decisions</w:t>
+      </w:r>
+      <w:r>
+        <w:t>:</w:t>
+      </w:r>
+    </w:p>
+    <w:p>
+      <w:pPr>
+        <w:pStyle w:val="ListBullet"/>
+      </w:pPr>
+      <w:r>
+        <w:t>Fork codebase for spinoff entity development</w:t>
+      </w:r>
+    </w:p>
+    <w:p>
+      <w:pPr>
+        <w:pStyle w:val="ListBullet"/>
+      </w:pPr>
+      <w:r>
+        <w:t>Parent organization continues independent development; periodic sync for innovation transfer</w:t>
+      </w:r>
+    </w:p>
+    <w:p>
+      <w:pPr>
+        <w:pStyle w:val="ListBullet"/>
+      </w:pPr>
+      <w:r>
+        <w:t>Implementation partner to assess containerization and refactoring needs</w:t>
+      </w:r>
+    </w:p>
+    <w:p>
+      <w:pPr>
+        <w:pStyle w:val="ListBullet"/>
+      </w:pPr>
+      <w:r>
+        <w:t>Strategic design decisions await CTO hiring</w:t>
+      </w:r>
+    </w:p>
+    <w:p>
+      <w:r/>
+      <w:r>
+        <w:rPr>
+          <w:b/>
+        </w:rPr>
+        <w:t>Follow-up Sessions Scheduled</w:t>
+      </w:r>
+      <w:r>
+        <w:t>:</w:t>
+      </w:r>
+    </w:p>
+    <w:p>
+      <w:pPr>
+        <w:pStyle w:val="ListBullet"/>
+      </w:pPr>
+      <w:r>
+        <w:t>Monday: Code walkthrough</w:t>
+      </w:r>
+    </w:p>
+    <w:p>
+      <w:pPr>
+        <w:pStyle w:val="ListBullet"/>
+      </w:pPr>
+      <w:r>
+        <w:t>Wednesday morning: Evaluation framework with data science team</w:t>
+      </w:r>
+    </w:p>
+    <w:p>
+      <w:pPr>
+        <w:pStyle w:val="ListBullet"/>
+      </w:pPr>
+      <w:r>
+        <w:t>Wednesday afternoon: Automation deep-dive</w:t>
       </w:r>
     </w:p>
     <w:p>
@@ -1281,7 +2489,7 @@
     </w:p>
     <w:p>
       <w:pPr>
-        <w:pStyle w:val="Heading2"/>
+        <w:pStyle w:val="Heading1"/>
       </w:pPr>
       <w:r>
         <w:t>Source Index</w:t>
@@ -1316,6 +2524,16 @@
           </w:tcPr>
           <w:p>
             <w:r>
+              <w:t>Meeting</w:t>
+            </w:r>
+          </w:p>
+        </w:tc>
+        <w:tc>
+          <w:tcPr>
+            <w:tcW w:type="dxa" w:w="2160"/>
+          </w:tcPr>
+          <w:p>
+            <w:r>
               <w:t>Date</w:t>
             </w:r>
           </w:p>
@@ -1326,17 +2544,7 @@
           </w:tcPr>
           <w:p>
             <w:r>
-              <w:t>Meeting</w:t>
-            </w:r>
-          </w:p>
-        </w:tc>
-        <w:tc>
-          <w:tcPr>
-            <w:tcW w:type="dxa" w:w="2160"/>
-          </w:tcPr>
-          <w:p>
-            <w:r>
-              <w:t>Duration</w:t>
+              <w:t>Primary Topics</w:t>
             </w:r>
           </w:p>
         </w:tc>
@@ -1348,7 +2556,7 @@
           </w:tcPr>
           <w:p>
             <w:r>
-              <w:t>S01</w:t>
+              <w:t>M01</w:t>
             </w:r>
           </w:p>
         </w:tc>
@@ -1358,7 +2566,7 @@
           </w:tcPr>
           <w:p>
             <w:r>
-              <w:t>May 4</w:t>
+              <w:t>Platform Team Sync</w:t>
             </w:r>
           </w:p>
         </w:tc>
@@ -1368,7 +2576,7 @@
           </w:tcPr>
           <w:p>
             <w:r>
-              <w:t>Team Huddle</w:t>
+              <w:t>Mon</w:t>
             </w:r>
           </w:p>
         </w:tc>
@@ -1378,7 +2586,7 @@
           </w:tcPr>
           <w:p>
             <w:r>
-              <w:t>30 min</w:t>
+              <w:t>Partner onboarding, version control</w:t>
             </w:r>
           </w:p>
         </w:tc>
@@ -1390,7 +2598,7 @@
           </w:tcPr>
           <w:p>
             <w:r>
-              <w:t>S02</w:t>
+              <w:t>M02</w:t>
             </w:r>
           </w:p>
         </w:tc>
@@ -1400,7 +2608,7 @@
           </w:tcPr>
           <w:p>
             <w:r>
-              <w:t>May 4</w:t>
+              <w:t>Architecture Standup</w:t>
             </w:r>
           </w:p>
         </w:tc>
@@ -1410,7 +2618,7 @@
           </w:tcPr>
           <w:p>
             <w:r>
-              <w:t>Architecture Team Huddle</w:t>
+              <w:t>Mon</w:t>
             </w:r>
           </w:p>
         </w:tc>
@@ -1420,7 +2628,7 @@
           </w:tcPr>
           <w:p>
             <w:r>
-              <w:t>60 min</w:t>
+              <w:t>Peer review, migrations</w:t>
             </w:r>
           </w:p>
         </w:tc>
@@ -1432,7 +2640,7 @@
           </w:tcPr>
           <w:p>
             <w:r>
-              <w:t>S03</w:t>
+              <w:t>M03</w:t>
             </w:r>
           </w:p>
         </w:tc>
@@ -1442,7 +2650,7 @@
           </w:tcPr>
           <w:p>
             <w:r>
-              <w:t>May 4</w:t>
+              <w:t>Data Platform Prep</w:t>
             </w:r>
           </w:p>
         </w:tc>
@@ -1452,7 +2660,7 @@
           </w:tcPr>
           <w:p>
             <w:r>
-              <w:t>Peer Review Preparation</w:t>
+              <w:t>Mon</w:t>
             </w:r>
           </w:p>
         </w:tc>
@@ -1462,7 +2670,7 @@
           </w:tcPr>
           <w:p>
             <w:r>
-              <w:t>60 min</w:t>
+              <w:t>Governance documentation</w:t>
             </w:r>
           </w:p>
         </w:tc>
@@ -1474,7 +2682,7 @@
           </w:tcPr>
           <w:p>
             <w:r>
-              <w:t>S04</w:t>
+              <w:t>T01</w:t>
             </w:r>
           </w:p>
         </w:tc>
@@ -1484,7 +2692,7 @@
           </w:tcPr>
           <w:p>
             <w:r>
-              <w:t>May 5</w:t>
+              <w:t>Platform Roadmap</w:t>
             </w:r>
           </w:p>
         </w:tc>
@@ -1494,7 +2702,7 @@
           </w:tcPr>
           <w:p>
             <w:r>
-              <w:t>Weekly Roadmap Sync</w:t>
+              <w:t>Tue</w:t>
             </w:r>
           </w:p>
         </w:tc>
@@ -1504,7 +2712,7 @@
           </w:tcPr>
           <w:p>
             <w:r>
-              <w:t>60 min</w:t>
+              <w:t>Model evaluation, releases</w:t>
             </w:r>
           </w:p>
         </w:tc>
@@ -1516,7 +2724,7 @@
           </w:tcPr>
           <w:p>
             <w:r>
-              <w:t>S05</w:t>
+              <w:t>T02</w:t>
             </w:r>
           </w:p>
         </w:tc>
@@ -1526,7 +2734,7 @@
           </w:tcPr>
           <w:p>
             <w:r>
-              <w:t>May 5</w:t>
+              <w:t>Architecture Working</w:t>
             </w:r>
           </w:p>
         </w:tc>
@@ -1536,7 +2744,7 @@
           </w:tcPr>
           <w:p>
             <w:r>
-              <w:t>Architecture Bi-Weekly</w:t>
+              <w:t>Tue</w:t>
             </w:r>
           </w:p>
         </w:tc>
@@ -1546,7 +2754,7 @@
           </w:tcPr>
           <w:p>
             <w:r>
-              <w:t>60 min</w:t>
+              <w:t>Lakehouse architecture, Terraform</w:t>
             </w:r>
           </w:p>
         </w:tc>
@@ -1558,7 +2766,7 @@
           </w:tcPr>
           <w:p>
             <w:r>
-              <w:t>S06</w:t>
+              <w:t>W01</w:t>
             </w:r>
           </w:p>
         </w:tc>
@@ -1568,7 +2776,7 @@
           </w:tcPr>
           <w:p>
             <w:r>
-              <w:t>May 6</w:t>
+              <w:t>Productization Briefing</w:t>
             </w:r>
           </w:p>
         </w:tc>
@@ -1578,7 +2786,7 @@
           </w:tcPr>
           <w:p>
             <w:r>
-              <w:t>Data Science Huddle</w:t>
+              <w:t>Wed</w:t>
             </w:r>
           </w:p>
         </w:tc>
@@ -1588,7 +2796,7 @@
           </w:tcPr>
           <w:p>
             <w:r>
-              <w:t>30 min</w:t>
+              <w:t>Spinoff entity, partner scope</w:t>
             </w:r>
           </w:p>
         </w:tc>
@@ -1600,7 +2808,7 @@
           </w:tcPr>
           <w:p>
             <w:r>
-              <w:t>S07</w:t>
+              <w:t>W02</w:t>
             </w:r>
           </w:p>
         </w:tc>
@@ -1610,7 +2818,7 @@
           </w:tcPr>
           <w:p>
             <w:r>
-              <w:t>May 6</w:t>
+              <w:t>Infrastructure Collab</w:t>
             </w:r>
           </w:p>
         </w:tc>
@@ -1620,7 +2828,7 @@
           </w:tcPr>
           <w:p>
             <w:r>
-              <w:t>Executive Strategy Session</w:t>
+              <w:t>Wed</w:t>
             </w:r>
           </w:p>
         </w:tc>
@@ -1630,7 +2838,7 @@
           </w:tcPr>
           <w:p>
             <w:r>
-              <w:t>60 min</w:t>
+              <w:t>PTU allocation, environments</w:t>
             </w:r>
           </w:p>
         </w:tc>
@@ -1642,7 +2850,7 @@
           </w:tcPr>
           <w:p>
             <w:r>
-              <w:t>S08</w:t>
+              <w:t>W03</w:t>
             </w:r>
           </w:p>
         </w:tc>
@@ -1652,7 +2860,7 @@
           </w:tcPr>
           <w:p>
             <w:r>
-              <w:t>May 6</w:t>
+              <w:t>Clinical Decision Support</w:t>
             </w:r>
           </w:p>
         </w:tc>
@@ -1662,7 +2870,7 @@
           </w:tcPr>
           <w:p>
             <w:r>
-              <w:t>DevOps Collaboration</w:t>
+              <w:t>Wed</w:t>
             </w:r>
           </w:p>
         </w:tc>
@@ -1672,7 +2880,7 @@
           </w:tcPr>
           <w:p>
             <w:r>
-              <w:t>60 min</w:t>
+              <w:t>Service lines, deployment gaps</w:t>
             </w:r>
           </w:p>
         </w:tc>
@@ -1684,7 +2892,7 @@
           </w:tcPr>
           <w:p>
             <w:r>
-              <w:t>S09</w:t>
+              <w:t>W04</w:t>
             </w:r>
           </w:p>
         </w:tc>
@@ -1694,7 +2902,7 @@
           </w:tcPr>
           <w:p>
             <w:r>
-              <w:t>May 6</w:t>
+              <w:t>Research Platform</w:t>
             </w:r>
           </w:p>
         </w:tc>
@@ -1704,7 +2912,7 @@
           </w:tcPr>
           <w:p>
             <w:r>
-              <w:t>Explorations Huddle</w:t>
+              <w:t>Wed</w:t>
             </w:r>
           </w:p>
         </w:tc>
@@ -1714,7 +2922,7 @@
           </w:tcPr>
           <w:p>
             <w:r>
-              <w:t>60 min</w:t>
+              <w:t>RAG architecture, chunking</w:t>
             </w:r>
           </w:p>
         </w:tc>
@@ -1726,101 +2934,7 @@
           </w:tcPr>
           <w:p>
             <w:r>
-              <w:t>S10</w:t>
-            </w:r>
-          </w:p>
-        </w:tc>
-        <w:tc>
-          <w:tcPr>
-            <w:tcW w:type="dxa" w:w="2160"/>
-          </w:tcPr>
-          <w:p>
-            <w:r>
-              <w:t>May 6</w:t>
-            </w:r>
-          </w:p>
-        </w:tc>
-        <w:tc>
-          <w:tcPr>
-            <w:tcW w:type="dxa" w:w="2160"/>
-          </w:tcPr>
-          <w:p>
-            <w:r>
-              <w:t>Technical Team Status</w:t>
-            </w:r>
-          </w:p>
-        </w:tc>
-        <w:tc>
-          <w:tcPr>
-            <w:tcW w:type="dxa" w:w="2160"/>
-          </w:tcPr>
-          <w:p>
-            <w:r>
-              <w:t>60 min</w:t>
-            </w:r>
-          </w:p>
-        </w:tc>
-      </w:tr>
-      <w:tr>
-        <w:tc>
-          <w:tcPr>
-            <w:tcW w:type="dxa" w:w="2160"/>
-          </w:tcPr>
-          <w:p>
-            <w:r>
-              <w:t>S11</w:t>
-            </w:r>
-          </w:p>
-        </w:tc>
-        <w:tc>
-          <w:tcPr>
-            <w:tcW w:type="dxa" w:w="2160"/>
-          </w:tcPr>
-          <w:p>
-            <w:r>
-              <w:t>May 6</w:t>
-            </w:r>
-          </w:p>
-        </w:tc>
-        <w:tc>
-          <w:tcPr>
-            <w:tcW w:type="dxa" w:w="2160"/>
-          </w:tcPr>
-          <w:p>
-            <w:r>
-              <w:t>Transfusion Touchpoint</w:t>
-            </w:r>
-          </w:p>
-        </w:tc>
-        <w:tc>
-          <w:tcPr>
-            <w:tcW w:type="dxa" w:w="2160"/>
-          </w:tcPr>
-          <w:p>
-            <w:r>
-              <w:t>30 min</w:t>
-            </w:r>
-          </w:p>
-        </w:tc>
-      </w:tr>
-      <w:tr>
-        <w:tc>
-          <w:tcPr>
-            <w:tcW w:type="dxa" w:w="2160"/>
-          </w:tcPr>
-          <w:p>
-            <w:r>
-              <w:t>S12</w:t>
-            </w:r>
-          </w:p>
-        </w:tc>
-        <w:tc>
-          <w:tcPr>
-            <w:tcW w:type="dxa" w:w="2160"/>
-          </w:tcPr>
-          <w:p>
-            <w:r>
-              <w:t>May 6</w:t>
+              <w:t>W05</w:t>
             </w:r>
           </w:p>
         </w:tc>
@@ -1840,7 +2954,17 @@
           </w:tcPr>
           <w:p>
             <w:r>
-              <w:t>60 min</w:t>
+              <w:t>Wed</w:t>
+            </w:r>
+          </w:p>
+        </w:tc>
+        <w:tc>
+          <w:tcPr>
+            <w:tcW w:type="dxa" w:w="2160"/>
+          </w:tcPr>
+          <w:p>
+            <w:r>
+              <w:t>Value chain, ideation</w:t>
             </w:r>
           </w:p>
         </w:tc>
@@ -1852,7 +2976,7 @@
           </w:tcPr>
           <w:p>
             <w:r>
-              <w:t>S13</w:t>
+              <w:t>R01</w:t>
             </w:r>
           </w:p>
         </w:tc>
@@ -1862,7 +2986,7 @@
           </w:tcPr>
           <w:p>
             <w:r>
-              <w:t>May 7</w:t>
+              <w:t>Marketing Demand</w:t>
             </w:r>
           </w:p>
         </w:tc>
@@ -1872,7 +2996,7 @@
           </w:tcPr>
           <w:p>
             <w:r>
-              <w:t>Solutions Architecture Review</w:t>
+              <w:t>Thu</w:t>
             </w:r>
           </w:p>
         </w:tc>
@@ -1882,7 +3006,7 @@
           </w:tcPr>
           <w:p>
             <w:r>
-              <w:t>30 min</w:t>
+              <w:t>Data platform, connectors</w:t>
             </w:r>
           </w:p>
         </w:tc>
@@ -1894,17 +3018,7 @@
           </w:tcPr>
           <w:p>
             <w:r>
-              <w:t>S14</w:t>
-            </w:r>
-          </w:p>
-        </w:tc>
-        <w:tc>
-          <w:tcPr>
-            <w:tcW w:type="dxa" w:w="2160"/>
-          </w:tcPr>
-          <w:p>
-            <w:r>
-              <w:t>May 7</w:t>
+              <w:t>R02</w:t>
             </w:r>
           </w:p>
         </w:tc>
@@ -1924,7 +3038,17 @@
           </w:tcPr>
           <w:p>
             <w:r>
-              <w:t>60 min</w:t>
+              <w:t>Thu</w:t>
+            </w:r>
+          </w:p>
+        </w:tc>
+        <w:tc>
+          <w:tcPr>
+            <w:tcW w:type="dxa" w:w="2160"/>
+          </w:tcPr>
+          <w:p>
+            <w:r>
+              <w:t>Imaging, coding automation</w:t>
             </w:r>
           </w:p>
         </w:tc>
@@ -1936,7 +3060,7 @@
           </w:tcPr>
           <w:p>
             <w:r>
-              <w:t>S15</w:t>
+              <w:t>R03</w:t>
             </w:r>
           </w:p>
         </w:tc>
@@ -1946,7 +3070,7 @@
           </w:tcPr>
           <w:p>
             <w:r>
-              <w:t>May 7</w:t>
+              <w:t>Agentic Architecture</w:t>
             </w:r>
           </w:p>
         </w:tc>
@@ -1956,7 +3080,7 @@
           </w:tcPr>
           <w:p>
             <w:r>
-              <w:t>Agentic Design Review</w:t>
+              <w:t>Thu</w:t>
             </w:r>
           </w:p>
         </w:tc>
@@ -1966,7 +3090,7 @@
           </w:tcPr>
           <w:p>
             <w:r>
-              <w:t>60 min</w:t>
+              <w:t>Tool design, evaluation</w:t>
             </w:r>
           </w:p>
         </w:tc>
@@ -1978,7 +3102,7 @@
           </w:tcPr>
           <w:p>
             <w:r>
-              <w:t>S16</w:t>
+              <w:t>R04</w:t>
             </w:r>
           </w:p>
         </w:tc>
@@ -1988,7 +3112,7 @@
           </w:tcPr>
           <w:p>
             <w:r>
-              <w:t>May 7</w:t>
+              <w:t>Research Platform Arch</w:t>
             </w:r>
           </w:p>
         </w:tc>
@@ -1998,7 +3122,7 @@
           </w:tcPr>
           <w:p>
             <w:r>
-              <w:t>Architecture Working Session</w:t>
+              <w:t>Thu</w:t>
             </w:r>
           </w:p>
         </w:tc>
@@ -2008,7 +3132,7 @@
           </w:tcPr>
           <w:p>
             <w:r>
-              <w:t>60 min</w:t>
+              <w:t>GCP, containers, authentication</w:t>
             </w:r>
           </w:p>
         </w:tc>
@@ -2020,7 +3144,7 @@
           </w:tcPr>
           <w:p>
             <w:r>
-              <w:t>S17</w:t>
+              <w:t>F01</w:t>
             </w:r>
           </w:p>
         </w:tc>
@@ -2030,7 +3154,7 @@
           </w:tcPr>
           <w:p>
             <w:r>
-              <w:t>May 7</w:t>
+              <w:t>Manager Sync</w:t>
             </w:r>
           </w:p>
         </w:tc>
@@ -2040,7 +3164,7 @@
           </w:tcPr>
           <w:p>
             <w:r>
-              <w:t>Research Platform Architecture</w:t>
+              <w:t>Fri</w:t>
             </w:r>
           </w:p>
         </w:tc>
@@ -2050,7 +3174,7 @@
           </w:tcPr>
           <w:p>
             <w:r>
-              <w:t>60 min</w:t>
+              <w:t>Governance, documentation</w:t>
             </w:r>
           </w:p>
         </w:tc>
@@ -2062,7 +3186,7 @@
           </w:tcPr>
           <w:p>
             <w:r>
-              <w:t>S18</w:t>
+              <w:t>F02</w:t>
             </w:r>
           </w:p>
         </w:tc>
@@ -2072,7 +3196,7 @@
           </w:tcPr>
           <w:p>
             <w:r>
-              <w:t>May 8</w:t>
+              <w:t>Platform Checkpoint</w:t>
             </w:r>
           </w:p>
         </w:tc>
@@ -2082,7 +3206,7 @@
           </w:tcPr>
           <w:p>
             <w:r>
-              <w:t>Manager Check-in</w:t>
+              <w:t>Fri</w:t>
             </w:r>
           </w:p>
         </w:tc>
@@ -2092,7 +3216,7 @@
           </w:tcPr>
           <w:p>
             <w:r>
-              <w:t>30 min</w:t>
+              <w:t>Integrations, security groups</w:t>
             </w:r>
           </w:p>
         </w:tc>
@@ -2104,7 +3228,7 @@
           </w:tcPr>
           <w:p>
             <w:r>
-              <w:t>S19</w:t>
+              <w:t>F03</w:t>
             </w:r>
           </w:p>
         </w:tc>
@@ -2114,7 +3238,7 @@
           </w:tcPr>
           <w:p>
             <w:r>
-              <w:t>May 8</w:t>
+              <w:t>Knowledge Transfer</w:t>
             </w:r>
           </w:p>
         </w:tc>
@@ -2124,7 +3248,7 @@
           </w:tcPr>
           <w:p>
             <w:r>
-              <w:t>Platform Scrum of Scrums</w:t>
+              <w:t>Fri</w:t>
             </w:r>
           </w:p>
         </w:tc>
@@ -2134,7 +3258,196 @@
           </w:tcPr>
           <w:p>
             <w:r>
-              <w:t>50 min</w:t>
+              <w:t>Platform walkthrough, chunking</w:t>
+            </w:r>
+          </w:p>
+        </w:tc>
+      </w:tr>
+    </w:tbl>
+    <w:p>
+      <w:r>
+        <w:t>__________________________________________________</w:t>
+      </w:r>
+    </w:p>
+    <w:p>
+      <w:pPr>
+        <w:pStyle w:val="Title"/>
+      </w:pPr>
+      <w:r>
+        <w:t>Part B: Article Scaffold</w:t>
+      </w:r>
+    </w:p>
+    <w:p>
+      <w:pPr>
+        <w:pStyle w:val="Heading1"/>
+      </w:pPr>
+      <w:r>
+        <w:t>Weekly Themes</w:t>
+      </w:r>
+    </w:p>
+    <w:p>
+      <w:pPr>
+        <w:pStyle w:val="Heading2"/>
+      </w:pPr>
+      <w:r>
+        <w:t>Theme 1: The Productization Pivot</w:t>
+      </w:r>
+    </w:p>
+    <w:p>
+      <w:r>
+        <w:t>The transition from internal clinical AI platform to external product represents a strategic pattern emerging across academic health systems: the recognition that innovation developed for internal efficiency can generate revenue to sustain continued development. The spinoff model preserves institutional ownership while engaging specialized implementation partners for commercialization capacity.</w:t>
+      </w:r>
+    </w:p>
+    <w:p>
+      <w:r/>
+      <w:r>
+        <w:rPr>
+          <w:b/>
+        </w:rPr>
+        <w:t>Field Positioning</w:t>
+      </w:r>
+      <w:r>
+        <w:t>: This mirrors patterns documented in technology transfer literature, where academic institutions increasingly seek sustainable models beyond grant funding. The key architectural implication is designing for deployment variability from the start: different identity providers, middleware stacks, and model access arrangements.</w:t>
+      </w:r>
+    </w:p>
+    <w:p>
+      <w:r/>
+      <w:r>
+        <w:rPr>
+          <w:b/>
+        </w:rPr>
+        <w:t>Framework Grounding</w:t>
+      </w:r>
+      <w:r>
+        <w:t>: The dual-entity model (parent organization continues development, spinoff entity productizes) creates a knowledge transfer challenge. The emerging pattern treats automation inventories as intellectual property requiring formal documentation and evaluation baselines before handoff.</w:t>
+      </w:r>
+    </w:p>
+    <w:p>
+      <w:pPr>
+        <w:pStyle w:val="Heading2"/>
+      </w:pPr>
+      <w:r>
+        <w:t>Theme 2: Agentic Architecture at the Crossroads</w:t>
+      </w:r>
+    </w:p>
+    <w:p>
+      <w:r>
+        <w:t>The week's discussions revealed a tension in healthcare AI agent design: the appeal of flexible, tool-calling agents versus the reliability requirements of clinical settings. The fire orchestrator example illuminated how general-purpose tools designed for developer productivity create agent reliability problems.</w:t>
+      </w:r>
+    </w:p>
+    <w:p>
+      <w:r/>
+      <w:r>
+        <w:rPr>
+          <w:b/>
+        </w:rPr>
+        <w:t>Field Positioning</w:t>
+      </w:r>
+      <w:r>
+        <w:t>: This aligns with emerging discourse on agent design patterns, where span-of-control limits and tool semantic clarity appear more predictive of agent success than raw capability. The analogy to emergency response management principles (span of control, standard terminology) suggests healthcare AI may benefit from adapting existing operational reliability frameworks.</w:t>
+      </w:r>
+    </w:p>
+    <w:p>
+      <w:r/>
+      <w:r>
+        <w:rPr>
+          <w:b/>
+        </w:rPr>
+        <w:t>Framework Grounding</w:t>
+      </w:r>
+      <w:r>
+        <w:t>: The discussion surfaced a practical heuristic: if you can achieve 90%+ accuracy with a simple prompt baseline, the engineering investment in agentic architecture requires justification beyond capability demonstration. Evaluation scope questions (system versus criteria-level accuracy) remain unresolved but critical.</w:t>
+      </w:r>
+    </w:p>
+    <w:p>
+      <w:pPr>
+        <w:pStyle w:val="Heading2"/>
+      </w:pPr>
+      <w:r>
+        <w:t>Theme 3: Federated Governance at Scale</w:t>
+      </w:r>
+    </w:p>
+    <w:p>
+      <w:r>
+        <w:t>The enterprise data platform work demonstrated the complexity of federated data governance: enabling self-service data access while maintaining compliance boundaries. The architecture pattern combines infrastructure-as-code for environment provisioning with Unity Catalog for logical access control.</w:t>
+      </w:r>
+    </w:p>
+    <w:p>
+      <w:r/>
+      <w:r>
+        <w:rPr>
+          <w:b/>
+        </w:rPr>
+        <w:t>Field Positioning</w:t>
+      </w:r>
+      <w:r>
+        <w:t>: This represents the maturation of data mesh concepts into operational reality, where the challenge shifts from architectural vision to runbook development and role clarity. The tension between platform team capabilities and consuming team expectations appeared repeatedly.</w:t>
+      </w:r>
+    </w:p>
+    <w:p>
+      <w:r/>
+      <w:r>
+        <w:rPr>
+          <w:b/>
+        </w:rPr>
+        <w:t>Framework Grounding</w:t>
+      </w:r>
+      <w:r>
+        <w:t>: The four-tier environment topology (development, testing, staging, production) with automated provisioning reflects infrastructure reliability patterns adapted for data platform contexts. The challenge of documenting platforms that "are in progress in development" for governance review surfaces a broader challenge in agile data platform evolution.</w:t>
+      </w:r>
+    </w:p>
+    <w:p>
+      <w:r>
+        <w:t>__________________________________________________</w:t>
+      </w:r>
+    </w:p>
+    <w:p>
+      <w:pPr>
+        <w:pStyle w:val="Heading1"/>
+      </w:pPr>
+      <w:r>
+        <w:t>Concepts and Frameworks Encountered</w:t>
+      </w:r>
+    </w:p>
+    <w:tbl>
+      <w:tblPr>
+        <w:tblStyle w:val="TableGrid"/>
+        <w:tblW w:type="auto" w:w="0"/>
+        <w:tblLook w:firstColumn="1" w:firstRow="1" w:lastColumn="0" w:lastRow="0" w:noHBand="0" w:noVBand="1" w:val="04A0"/>
+      </w:tblPr>
+      <w:tblGrid>
+        <w:gridCol w:w="2880"/>
+        <w:gridCol w:w="2880"/>
+        <w:gridCol w:w="2880"/>
+      </w:tblGrid>
+      <w:tr>
+        <w:tc>
+          <w:tcPr>
+            <w:tcW w:type="dxa" w:w="2880"/>
+          </w:tcPr>
+          <w:p>
+            <w:r>
+              <w:t>Concept</w:t>
+            </w:r>
+          </w:p>
+        </w:tc>
+        <w:tc>
+          <w:tcPr>
+            <w:tcW w:type="dxa" w:w="2880"/>
+          </w:tcPr>
+          <w:p>
+            <w:r>
+              <w:t>Context</w:t>
+            </w:r>
+          </w:p>
+        </w:tc>
+        <w:tc>
+          <w:tcPr>
+            <w:tcW w:type="dxa" w:w="2880"/>
+          </w:tcPr>
+          <w:p>
+            <w:r>
+              <w:t>Implication</w:t>
             </w:r>
           </w:p>
         </w:tc>
@@ -2142,41 +3455,159 @@
       <w:tr>
         <w:tc>
           <w:tcPr>
-            <w:tcW w:type="dxa" w:w="2160"/>
+            <w:tcW w:type="dxa" w:w="2880"/>
           </w:tcPr>
           <w:p>
             <w:r>
-              <w:t>S20</w:t>
+              <w:t>MapReduce for LLM Context</w:t>
             </w:r>
           </w:p>
         </w:tc>
         <w:tc>
           <w:tcPr>
-            <w:tcW w:type="dxa" w:w="2160"/>
+            <w:tcW w:type="dxa" w:w="2880"/>
           </w:tcPr>
           <w:p>
             <w:r>
-              <w:t>May 8</w:t>
+              <w:t>Chunking patient records exceeding model limits</w:t>
             </w:r>
           </w:p>
         </w:tc>
         <w:tc>
           <w:tcPr>
-            <w:tcW w:type="dxa" w:w="2160"/>
+            <w:tcW w:type="dxa" w:w="2880"/>
           </w:tcPr>
           <w:p>
             <w:r>
-              <w:t>Knowledge Transfer Session</w:t>
+              <w:t>Async parallel compression with query-aware summarization</w:t>
+            </w:r>
+          </w:p>
+        </w:tc>
+      </w:tr>
+      <w:tr>
+        <w:tc>
+          <w:tcPr>
+            <w:tcW w:type="dxa" w:w="2880"/>
+          </w:tcPr>
+          <w:p>
+            <w:r>
+              <w:t>Agent Span of Control</w:t>
             </w:r>
           </w:p>
         </w:tc>
         <w:tc>
           <w:tcPr>
-            <w:tcW w:type="dxa" w:w="2160"/>
+            <w:tcW w:type="dxa" w:w="2880"/>
           </w:tcPr>
           <w:p>
             <w:r>
-              <w:t>120 min</w:t>
+              <w:t>Tool count limits for reliable agent behavior</w:t>
+            </w:r>
+          </w:p>
+        </w:tc>
+        <w:tc>
+          <w:tcPr>
+            <w:tcW w:type="dxa" w:w="2880"/>
+          </w:tcPr>
+          <w:p>
+            <w:r>
+              <w:t>5-10 tools appears manageable; beyond requires decomposition</w:t>
+            </w:r>
+          </w:p>
+        </w:tc>
+      </w:tr>
+      <w:tr>
+        <w:tc>
+          <w:tcPr>
+            <w:tcW w:type="dxa" w:w="2880"/>
+          </w:tcPr>
+          <w:p>
+            <w:r>
+              <w:t>Federated Data Sharing</w:t>
+            </w:r>
+          </w:p>
+        </w:tc>
+        <w:tc>
+          <w:tcPr>
+            <w:tcW w:type="dxa" w:w="2880"/>
+          </w:tcPr>
+          <w:p>
+            <w:r>
+              <w:t>Cross-organizational data access via Delta Sharing</w:t>
+            </w:r>
+          </w:p>
+        </w:tc>
+        <w:tc>
+          <w:tcPr>
+            <w:tcW w:type="dxa" w:w="2880"/>
+          </w:tcPr>
+          <w:p>
+            <w:r>
+              <w:t>Logical access control decoupled from physical storage</w:t>
+            </w:r>
+          </w:p>
+        </w:tc>
+      </w:tr>
+      <w:tr>
+        <w:tc>
+          <w:tcPr>
+            <w:tcW w:type="dxa" w:w="2880"/>
+          </w:tcPr>
+          <w:p>
+            <w:r>
+              <w:t>Model Fallback Chains</w:t>
+            </w:r>
+          </w:p>
+        </w:tc>
+        <w:tc>
+          <w:tcPr>
+            <w:tcW w:type="dxa" w:w="2880"/>
+          </w:tcPr>
+          <w:p>
+            <w:r>
+              <w:t>Throughput constraint handling</w:t>
+            </w:r>
+          </w:p>
+        </w:tc>
+        <w:tc>
+          <w:tcPr>
+            <w:tcW w:type="dxa" w:w="2880"/>
+          </w:tcPr>
+          <w:p>
+            <w:r>
+              <w:t>Automatic routing based on TPM/RPM limits</w:t>
+            </w:r>
+          </w:p>
+        </w:tc>
+      </w:tr>
+      <w:tr>
+        <w:tc>
+          <w:tcPr>
+            <w:tcW w:type="dxa" w:w="2880"/>
+          </w:tcPr>
+          <w:p>
+            <w:r>
+              <w:t>Evaluation from Logs</w:t>
+            </w:r>
+          </w:p>
+        </w:tc>
+        <w:tc>
+          <w:tcPr>
+            <w:tcW w:type="dxa" w:w="2880"/>
+          </w:tcPr>
+          <w:p>
+            <w:r>
+              <w:t>Production log replay for model comparison</w:t>
+            </w:r>
+          </w:p>
+        </w:tc>
+        <w:tc>
+          <w:tcPr>
+            <w:tcW w:type="dxa" w:w="2880"/>
+          </w:tcPr>
+          <w:p>
+            <w:r>
+              <w:t>Expensive but representative; six-month refresh cadence</w:t>
             </w:r>
           </w:p>
         </w:tc>
@@ -2192,28 +3623,161 @@
         <w:pStyle w:val="Heading1"/>
       </w:pPr>
       <w:r>
-        <w:t>Part B: Article Scaffold for Technical Practitioners</w:t>
-      </w:r>
-    </w:p>
-    <w:p>
-      <w:pPr>
-        <w:pStyle w:val="Heading2"/>
-      </w:pPr>
-      <w:r>
-        <w:t>Central Theme</w:t>
+        <w:t>TIL (Today I Learned) Items</w:t>
+      </w:r>
+    </w:p>
+    <w:p>
+      <w:pPr>
+        <w:pStyle w:val="ListNumber"/>
+      </w:pPr>
+      <w:r>
+        <w:t>**Fire orchestrator complexity**: The general-purpose data retrieval tool works for developers but creates agent reliability issues because it lacks semantic guidance for when to use specific resource types.</w:t>
+      </w:r>
+    </w:p>
+    <w:p>
+      <w:pPr>
+        <w:pStyle w:val="ListNumber"/>
+      </w:pPr>
+      <w:r>
+        <w:t>**Autonomous billing coding metrics**: 90%+ automation target with 96% accuracy expectation; cost savings projection of 30-50% versus outsourced coding.</w:t>
+      </w:r>
+    </w:p>
+    <w:p>
+      <w:pPr>
+        <w:pStyle w:val="ListNumber"/>
+      </w:pPr>
+      <w:r>
+        <w:t>**Knowledge transfer quantification**: The platform represents approximately four engineer-years of development; useful heuristic for scoping implementation partner engagement.</w:t>
+      </w:r>
+    </w:p>
+    <w:p>
+      <w:pPr>
+        <w:pStyle w:val="ListNumber"/>
+      </w:pPr>
+      <w:r>
+        <w:t>**Token threshold routing**: Current production system routes models based on token count (120k/250k/1M thresholds) rather than task type.</w:t>
+      </w:r>
+    </w:p>
+    <w:p>
+      <w:pPr>
+        <w:pStyle w:val="ListNumber"/>
+      </w:pPr>
+      <w:r>
+        <w:t>**Evaluation cost**: Model selection evaluation runs against three months of production logs; expensive enough to limit refresh to six-month cadence.</w:t>
+      </w:r>
+    </w:p>
+    <w:p>
+      <w:r>
+        <w:t>__________________________________________________</w:t>
+      </w:r>
+    </w:p>
+    <w:p>
+      <w:pPr>
+        <w:pStyle w:val="Heading1"/>
+      </w:pPr>
+      <w:r>
+        <w:t>Research Leads</w:t>
+      </w:r>
+    </w:p>
+    <w:p>
+      <w:pPr>
+        <w:pStyle w:val="ListNumber"/>
+      </w:pPr>
+      <w:r>
+        <w:t>**Academic health system commercialization models**: How are other institutions structuring technology spinoffs while maintaining research mission alignment?</w:t>
+      </w:r>
+    </w:p>
+    <w:p>
+      <w:pPr>
+        <w:pStyle w:val="ListNumber"/>
+      </w:pPr>
+      <w:r>
+        <w:t>**Agent reliability in regulated environments**: What operational reliability frameworks translate to AI agent design in clinical settings?</w:t>
+      </w:r>
+    </w:p>
+    <w:p>
+      <w:pPr>
+        <w:pStyle w:val="ListNumber"/>
+      </w:pPr>
+      <w:r>
+        <w:t>**Data platform governance documentation**: What artifacts effectively communicate evolving platform architecture to governance bodies?</w:t>
+      </w:r>
+    </w:p>
+    <w:p>
+      <w:pPr>
+        <w:pStyle w:val="ListNumber"/>
+      </w:pPr>
+      <w:r>
+        <w:t>**Long-context clinical summarization**: How do production systems handle patient records exceeding model context limits at scale?</w:t>
+      </w:r>
+    </w:p>
+    <w:p>
+      <w:pPr>
+        <w:pStyle w:val="ListNumber"/>
+      </w:pPr>
+      <w:r>
+        <w:t>**Model evaluation economics**: What is the cost-effective cadence for production model selection refresh given rapid model evolution?</w:t>
+      </w:r>
+    </w:p>
+    <w:p>
+      <w:r>
+        <w:t>__________________________________________________</w:t>
+      </w:r>
+    </w:p>
+    <w:p>
+      <w:pPr>
+        <w:pStyle w:val="Heading1"/>
+      </w:pPr>
+      <w:r>
+        <w:t>References</w:t>
       </w:r>
     </w:p>
     <w:p>
       <w:r>
         <w:rPr>
-          <w:b/>
+          <w:i/>
         </w:rPr>
-        <w:t>Agentic Architecture in Healthcare: Designing for Reliability Under Operational Constraints</w:t>
-      </w:r>
-    </w:p>
-    <w:p>
-      <w:r>
-        <w:t>This week's field observations reveal a recurring tension in healthcare AI deployment: the desire for flexible, agentic systems versus the operational requirement for predictable, auditable behavior. Three interconnected patterns emerged across multiple work streams.</w:t>
+        <w:t>Note: Web research could not be completed due to system limitations. The following references represent foundational works relevant to themes encountered:</w:t>
+      </w:r>
+    </w:p>
+    <w:p>
+      <w:pPr>
+        <w:pStyle w:val="ListNumber"/>
+      </w:pPr>
+      <w:r>
+        <w:t>Technology transfer and academic entrepreneurship literature</w:t>
+      </w:r>
+    </w:p>
+    <w:p>
+      <w:pPr>
+        <w:pStyle w:val="ListNumber"/>
+      </w:pPr>
+      <w:r>
+        <w:t>Data mesh and federated governance frameworks</w:t>
+      </w:r>
+    </w:p>
+    <w:p>
+      <w:pPr>
+        <w:pStyle w:val="ListNumber"/>
+      </w:pPr>
+      <w:r>
+        <w:t>AI agent reliability and tool design patterns</w:t>
+      </w:r>
+    </w:p>
+    <w:p>
+      <w:pPr>
+        <w:pStyle w:val="ListNumber"/>
+      </w:pPr>
+      <w:r>
+        <w:t>Healthcare AI evaluation methodologies</w:t>
+      </w:r>
+    </w:p>
+    <w:p>
+      <w:pPr>
+        <w:pStyle w:val="ListNumber"/>
+      </w:pPr>
+      <w:r>
+        <w:t>Infrastructure-as-code and platform engineering practices</w:t>
       </w:r>
     </w:p>
     <w:p>
@@ -2223,209 +3787,28 @@
     </w:p>
     <w:p>
       <w:pPr>
-        <w:pStyle w:val="Heading2"/>
-      </w:pPr>
-      <w:r>
-        <w:t>Framework Grounding</w:t>
+        <w:pStyle w:val="Heading1"/>
+      </w:pPr>
+      <w:r>
+        <w:t>Author</w:t>
+      </w:r>
+    </w:p>
+    <w:p>
+      <w:r>
+        <w:t>Field Note compiled from meeting observations, 2026-05-04 through 2026-05-08.</w:t>
+      </w:r>
+    </w:p>
+    <w:p>
+      <w:r>
+        <w:t>__________________________________________________</w:t>
       </w:r>
     </w:p>
     <w:p>
       <w:r>
         <w:rPr>
-          <w:b/>
+          <w:i/>
         </w:rPr>
-        <w:t>1. Span of Control in Multi-Agent Systems</w:t>
-      </w:r>
-    </w:p>
-    <w:p>
-      <w:r>
-        <w:t>The emergency response management literature provides an instructive analog for agent design. The Incident Command System (ICS), formalized after coordination failures during the 1970 California wildfires and refined following 9/11, establishes that no supervisor should manage more than seven direct reports (Federal Emergency Management Agency, 2017). This span-of-control principle maps directly to tool proliferation in agentic architectures.</w:t>
-      </w:r>
-    </w:p>
-    <w:p>
-      <w:r>
-        <w:t>Field observation: When an agent is provided access to a monolithic orchestrator capable of retrieving any data type, reliability degrades. The orchestrator's comprehensive capability becomes a liability; the agent lacks semantic cues to select appropriate retrieval strategies. Decomposing the orchestrator into scoped tools (notes retrieval, laboratory values, orders) provides the agent with decision-relevant structure.</w:t>
-      </w:r>
-    </w:p>
-    <w:p>
-      <w:r>
-        <w:t>The implication for healthcare AI architects: limit tool count to 5-10 per agent, with each tool carrying clear semantic meaning. This mirrors the ICS principle that effective coordination requires manageable scope.</w:t>
-      </w:r>
-    </w:p>
-    <w:p>
-      <w:r>
-        <w:rPr>
-          <w:b/>
-        </w:rPr>
-        <w:t>2. Conditional Compression for Long-Context Clinical Documents</w:t>
-      </w:r>
-    </w:p>
-    <w:p>
-      <w:r>
-        <w:t>Healthcare documentation regularly exceeds model context limits. A patient with care-everywhere data from multiple institutions can generate 3+ million tokens of clinical history. The observed pattern employs a MapReduce-inspired approach: partition documents by time, process chunks asynchronously with modified system prompts that signal partial context, then reassemble with a final prompt indicating compressed-source provenance.</w:t>
-      </w:r>
-    </w:p>
-    <w:p>
-      <w:r>
-        <w:t>This pattern aligns with research on hierarchical summarization for clinical text (Abacha et al., 2023) and addresses the fundamental constraint that fire-based retrieval operates at patient grain, preventing traditional batch preprocessing at cohort scale.</w:t>
-      </w:r>
-    </w:p>
-    <w:p>
-      <w:r>
-        <w:rPr>
-          <w:b/>
-        </w:rPr>
-        <w:t>3. Evaluation Optionality as Deployment Strategy</w:t>
-      </w:r>
-    </w:p>
-    <w:p>
-      <w:r>
-        <w:t>A novel framing emerged in design discussions: treating rigorous evaluation as an opt-in service rather than a deployment prerequisite. This mirrors the pharmaceutical distinction between approved indications and off-label use. Clinical teams with publication motivations may invest in detailed annotation and evaluation infrastructure. Operational teams may accept deployment with explicit acknowledgment of uncharacterized failure modes.</w:t>
-      </w:r>
-    </w:p>
-    <w:p>
-      <w:r>
-        <w:t>This optionality model addresses the practical constraint that evaluation cost scales with criteria configurability. If end users can modify eligibility criteria weekly, maintaining validated operating characteristics becomes economically infeasible.</w:t>
-      </w:r>
-    </w:p>
-    <w:p>
-      <w:r>
-        <w:t>__________________________________________________</w:t>
-      </w:r>
-    </w:p>
-    <w:p>
-      <w:pPr>
-        <w:pStyle w:val="Heading2"/>
-      </w:pPr>
-      <w:r>
-        <w:t>Field Positioning</w:t>
-      </w:r>
-    </w:p>
-    <w:p>
-      <w:r>
-        <w:t>The week's observations position the healthcare AI practitioner at an inflection point. The tooling has matured sufficiently that agentic patterns are technically feasible in production clinical workflows. The constraint is no longer capability but predictability. The path forward requires architects to import reliability patterns from adjacent domains (emergency management, distributed systems) rather than treating each healthcare AI deployment as novel.</w:t>
-      </w:r>
-    </w:p>
-    <w:p>
-      <w:r>
-        <w:t>__________________________________________________</w:t>
-      </w:r>
-    </w:p>
-    <w:p>
-      <w:pPr>
-        <w:pStyle w:val="Heading2"/>
-      </w:pPr>
-      <w:r>
-        <w:t>TIL (Today I Learned) Items</w:t>
-      </w:r>
-    </w:p>
-    <w:p>
-      <w:pPr>
-        <w:pStyle w:val="ListNumber"/>
-      </w:pPr>
-      <w:r>
-        <w:t>**Fire orchestrators lack dollar-everything support**: Epic's API implementation requires extensive pagination and async handling for binary objects; this explains why orchestrator code appears disproportionately complex relative to its conceptual simplicity.</w:t>
-      </w:r>
-    </w:p>
-    <w:p>
-      <w:pPr>
-        <w:pStyle w:val="ListNumber"/>
-      </w:pPr>
-      <w:r>
-        <w:t>**Delta sharing enables cross-enclave data access without copying**: The pattern separates compute from storage governance, allowing research teams to query production data without ETL duplication.</w:t>
-      </w:r>
-    </w:p>
-    <w:p>
-      <w:pPr>
-        <w:pStyle w:val="ListNumber"/>
-      </w:pPr>
-      <w:r>
-        <w:t>**Authority Manager vs. AD Groups**: Identity delegation for healthcare applications increasingly requires dynamic authority transfer (covering colleagues, role-based access) that static AD groups cannot model.</w:t>
-      </w:r>
-    </w:p>
-    <w:p>
-      <w:r>
-        <w:t>__________________________________________________</w:t>
-      </w:r>
-    </w:p>
-    <w:p>
-      <w:pPr>
-        <w:pStyle w:val="Heading2"/>
-      </w:pPr>
-      <w:r>
-        <w:t>Research Leads</w:t>
-      </w:r>
-    </w:p>
-    <w:p>
-      <w:pPr>
-        <w:pStyle w:val="ListNumber"/>
-      </w:pPr>
-      <w:r>
-        <w:t>**Hierarchical summarization benchmarks for clinical text**: What evaluation frameworks exist for MapReduce-style document compression in healthcare settings?</w:t>
-      </w:r>
-    </w:p>
-    <w:p>
-      <w:pPr>
-        <w:pStyle w:val="ListNumber"/>
-      </w:pPr>
-      <w:r>
-        <w:t>**Tool-calling reliability studies**: Has anyone systematically measured agent accuracy degradation as tool count increases?</w:t>
-      </w:r>
-    </w:p>
-    <w:p>
-      <w:pPr>
-        <w:pStyle w:val="ListNumber"/>
-      </w:pPr>
-      <w:r>
-        <w:t>**Opt-in evaluation economics**: What cost models exist for maintaining validated AI operating characteristics under user-configurable parameters?</w:t>
-      </w:r>
-    </w:p>
-    <w:p>
-      <w:r>
-        <w:t>__________________________________________________</w:t>
-      </w:r>
-    </w:p>
-    <w:p>
-      <w:pPr>
-        <w:pStyle w:val="Heading2"/>
-      </w:pPr>
-      <w:r>
-        <w:t>References</w:t>
-      </w:r>
-    </w:p>
-    <w:p>
-      <w:r>
-        <w:t>Abacha, A. B., Yim, W. W., Fan, Y., &amp; Lin, T. (2023). An empirical study of clinical note summarization with large language models. *Journal of the American Medical Informatics Association, 30*(12), 2042-2052. https://doi.org/10.1093/jamia/ocad123</w:t>
-      </w:r>
-    </w:p>
-    <w:p>
-      <w:r>
-        <w:t>Databricks. (2024). *Delta Sharing: An open protocol for secure data sharing*. https://docs.databricks.com/en/delta-sharing/index.html</w:t>
-      </w:r>
-    </w:p>
-    <w:p>
-      <w:r>
-        <w:t>Federal Emergency Management Agency. (2017). *National Incident Management System* (3rd ed.). U.S. Department of Homeland Security. https://www.fema.gov/sites/default/files/2020-07/fema_nims_doctrine-2017.pdf</w:t>
-      </w:r>
-    </w:p>
-    <w:p>
-      <w:r>
-        <w:t>Topol, E. J. (2019). High-performance medicine: The convergence of human and artificial intelligence. *Nature Medicine, 25*(1), 44-56. https://doi.org/10.1038/s41591-018-0300-7</w:t>
-      </w:r>
-    </w:p>
-    <w:p>
-      <w:r>
-        <w:t>Wang, X., Wei, J., Schuurmans, D., Le, Q., Chi, E., Narang, S., Chowdhery, A., &amp; Zhou, D. (2023). Self-consistency improves chain of thought reasoning in language models. *Proceedings of the International Conference on Learning Representations*. https://arxiv.org/abs/2203.11171</w:t>
-      </w:r>
-    </w:p>
-    <w:p>
-      <w:r>
-        <w:t>__________________________________________________</w:t>
-      </w:r>
-    </w:p>
-    <w:p>
-      <w:r>
-        <w:t>*Weekly Activity Log prepared for the period May 4-8, 2026. Sanitized for external distribution. Internal reference identifiers removed.*</w:t>
+        <w:t>Document generated: 2026-05-11</w:t>
       </w:r>
     </w:p>
     <w:sectPr>
